--- a/러시아 인권변호사/3부/3부_7화_다리야의_실종.docx
+++ b/러시아 인권변호사/3부/3부_7화_다리야의_실종.docx
@@ -36,7 +36,7 @@
           <w:i w:val="0"/>
           <w:sz w:val="22"/>
         </w:rPr>
-        <w:t>다리야 볼코바(탐사기자) / 알렉세이 “료샤” 오를로프(주지사 후보) / 카탸 리시나(참모) / 레프 아르카디예비치 랴잔체프(편집장) / 수사관 올레그 마르첸코 / 파벨 그리신(전화) / 안나 오를로바(료샤의 어머니, 전화) / 기자(기자회견장) / 주 행정부 대변인(텔레비전)</w:t>
+        <w:t>다리야 볼코바(탐사기자) / 알렉세이 “료샤” 오를로프(주지사 후보) / 카탸 리시나(참모) / 레프 아르카디예비치 랴잔체프(편집장) / 수사관 올레그 마르첸코 / 파벨 그리신(전화) / 아나톨리 빅토로비치 그레벤시코프(당 공동 창당자, 전화) / 안나 오를로바(료샤의 어머니, 전화) / 기자(기자회견장) / 주 행정부 대변인(텔레비전)</w:t>
       </w:r>
     </w:p>
     <w:p>
@@ -236,6 +236,154 @@
           <w:i w:val="0"/>
           <w:sz w:val="22"/>
         </w:rPr>
+        <w:t>А телефоны?</w:t>
+      </w:r>
+    </w:p>
+    <w:p>
+      <w:pPr>
+        <w:spacing w:before="0" w:after="110" w:line="300" w:lineRule="auto"/>
+      </w:pPr>
+      <w:r>
+        <w:rPr>
+          <w:rFonts w:ascii="Times New Roman" w:hAnsi="Times New Roman" w:eastAsia="Malgun Gothic"/>
+          <w:b/>
+          <w:i w:val="0"/>
+          <w:sz w:val="22"/>
+        </w:rPr>
+        <w:t xml:space="preserve">Рязанцев: </w:t>
+      </w:r>
+      <w:r>
+        <w:rPr>
+          <w:rFonts w:ascii="Times New Roman" w:hAnsi="Times New Roman" w:eastAsia="Malgun Gothic"/>
+          <w:b w:val="0"/>
+          <w:i w:val="0"/>
+          <w:sz w:val="22"/>
+        </w:rPr>
+        <w:t>Разрываются. Звонили из трёх федеральных изданий, просят комментарий. И из администрации — дважды. Первый раз вежливо, второй — не очень.</w:t>
+      </w:r>
+    </w:p>
+    <w:p>
+      <w:pPr>
+        <w:spacing w:before="0" w:after="110" w:line="300" w:lineRule="auto"/>
+      </w:pPr>
+      <w:r>
+        <w:rPr>
+          <w:rFonts w:ascii="Times New Roman" w:hAnsi="Times New Roman" w:eastAsia="Malgun Gothic"/>
+          <w:b/>
+          <w:i w:val="0"/>
+          <w:sz w:val="22"/>
+        </w:rPr>
+        <w:t xml:space="preserve">Дарья: </w:t>
+      </w:r>
+      <w:r>
+        <w:rPr>
+          <w:rFonts w:ascii="Times New Roman" w:hAnsi="Times New Roman" w:eastAsia="Malgun Gothic"/>
+          <w:b w:val="0"/>
+          <w:i w:val="0"/>
+          <w:sz w:val="22"/>
+        </w:rPr>
+        <w:t>Что сказали во второй раз?</w:t>
+      </w:r>
+    </w:p>
+    <w:p>
+      <w:pPr>
+        <w:spacing w:before="0" w:after="110" w:line="300" w:lineRule="auto"/>
+      </w:pPr>
+      <w:r>
+        <w:rPr>
+          <w:rFonts w:ascii="Times New Roman" w:hAnsi="Times New Roman" w:eastAsia="Malgun Gothic"/>
+          <w:b/>
+          <w:i w:val="0"/>
+          <w:sz w:val="22"/>
+        </w:rPr>
+        <w:t xml:space="preserve">Рязанцев: </w:t>
+      </w:r>
+      <w:r>
+        <w:rPr>
+          <w:rFonts w:ascii="Times New Roman" w:hAnsi="Times New Roman" w:eastAsia="Malgun Gothic"/>
+          <w:b w:val="0"/>
+          <w:i w:val="0"/>
+          <w:sz w:val="22"/>
+        </w:rPr>
+        <w:t>Что «редакции стоит подумать о последствиях». Я ответил, что редакция думала о них полгода и как раз поэтому напечатала.</w:t>
+      </w:r>
+    </w:p>
+    <w:p>
+      <w:pPr>
+        <w:spacing w:before="0" w:after="110" w:line="300" w:lineRule="auto"/>
+      </w:pPr>
+      <w:r>
+        <w:rPr>
+          <w:rFonts w:ascii="Times New Roman" w:hAnsi="Times New Roman" w:eastAsia="Malgun Gothic"/>
+          <w:b/>
+          <w:i w:val="0"/>
+          <w:sz w:val="22"/>
+        </w:rPr>
+        <w:t xml:space="preserve">Дарья: </w:t>
+      </w:r>
+      <w:r>
+        <w:rPr>
+          <w:rFonts w:ascii="Times New Roman" w:hAnsi="Times New Roman" w:eastAsia="Malgun Gothic"/>
+          <w:b w:val="0"/>
+          <w:i/>
+          <w:color w:val="555555"/>
+          <w:sz w:val="22"/>
+        </w:rPr>
+        <w:t>(смеётся)</w:t>
+      </w:r>
+      <w:r>
+        <w:rPr>
+          <w:rFonts w:ascii="Times New Roman" w:hAnsi="Times New Roman" w:eastAsia="Malgun Gothic"/>
+          <w:b w:val="0"/>
+          <w:i w:val="0"/>
+          <w:sz w:val="22"/>
+        </w:rPr>
+        <w:t xml:space="preserve"> Лев Аркадьевич, вы сегодня в ударе.</w:t>
+      </w:r>
+    </w:p>
+    <w:p>
+      <w:pPr>
+        <w:spacing w:before="0" w:after="110" w:line="300" w:lineRule="auto"/>
+      </w:pPr>
+      <w:r>
+        <w:rPr>
+          <w:rFonts w:ascii="Times New Roman" w:hAnsi="Times New Roman" w:eastAsia="Malgun Gothic"/>
+          <w:b/>
+          <w:i w:val="0"/>
+          <w:sz w:val="22"/>
+        </w:rPr>
+        <w:t xml:space="preserve">Рязанцев: </w:t>
+      </w:r>
+      <w:r>
+        <w:rPr>
+          <w:rFonts w:ascii="Times New Roman" w:hAnsi="Times New Roman" w:eastAsia="Malgun Gothic"/>
+          <w:b w:val="0"/>
+          <w:i w:val="0"/>
+          <w:sz w:val="22"/>
+        </w:rPr>
+        <w:t>Я сегодня не спал ни минуты. Это одно и то же.</w:t>
+      </w:r>
+    </w:p>
+    <w:p>
+      <w:pPr>
+        <w:spacing w:before="0" w:after="110" w:line="300" w:lineRule="auto"/>
+      </w:pPr>
+      <w:r>
+        <w:rPr>
+          <w:rFonts w:ascii="Times New Roman" w:hAnsi="Times New Roman" w:eastAsia="Malgun Gothic"/>
+          <w:b/>
+          <w:i w:val="0"/>
+          <w:sz w:val="22"/>
+        </w:rPr>
+        <w:t xml:space="preserve">Дарья: </w:t>
+      </w:r>
+      <w:r>
+        <w:rPr>
+          <w:rFonts w:ascii="Times New Roman" w:hAnsi="Times New Roman" w:eastAsia="Malgun Gothic"/>
+          <w:b w:val="0"/>
+          <w:i w:val="0"/>
+          <w:sz w:val="22"/>
+        </w:rPr>
         <w:t>Мне нужно съездить на встречу с источником. С тем, который замолчал больше недели назад, — вчера вечером он вдруг написал, что готов говорить. Только лично и без записи.</w:t>
       </w:r>
     </w:p>
@@ -492,6 +640,75 @@
           <w:i w:val="0"/>
           <w:sz w:val="22"/>
         </w:rPr>
+        <w:t>Алексей, я знаю этого человека полтора года. Он ни разу меня не подвёл. Если бы хотел сдать — сдал бы давно.</w:t>
+      </w:r>
+    </w:p>
+    <w:p>
+      <w:pPr>
+        <w:spacing w:before="0" w:after="110" w:line="300" w:lineRule="auto"/>
+      </w:pPr>
+      <w:r>
+        <w:rPr>
+          <w:rFonts w:ascii="Times New Roman" w:hAnsi="Times New Roman" w:eastAsia="Malgun Gothic"/>
+          <w:b/>
+          <w:i w:val="0"/>
+          <w:sz w:val="22"/>
+        </w:rPr>
+        <w:t xml:space="preserve">Лёша: </w:t>
+      </w:r>
+      <w:r>
+        <w:rPr>
+          <w:rFonts w:ascii="Times New Roman" w:hAnsi="Times New Roman" w:eastAsia="Malgun Gothic"/>
+          <w:b w:val="0"/>
+          <w:i w:val="0"/>
+          <w:sz w:val="22"/>
+        </w:rPr>
+        <w:t>Люди меняются. Или их меняют.</w:t>
+      </w:r>
+    </w:p>
+    <w:p>
+      <w:pPr>
+        <w:spacing w:before="0" w:after="110" w:line="300" w:lineRule="auto"/>
+      </w:pPr>
+      <w:r>
+        <w:rPr>
+          <w:rFonts w:ascii="Times New Roman" w:hAnsi="Times New Roman" w:eastAsia="Malgun Gothic"/>
+          <w:b/>
+          <w:i w:val="0"/>
+          <w:sz w:val="22"/>
+        </w:rPr>
+        <w:t xml:space="preserve">Дарья: </w:t>
+      </w:r>
+      <w:r>
+        <w:rPr>
+          <w:rFonts w:ascii="Times New Roman" w:hAnsi="Times New Roman" w:eastAsia="Malgun Gothic"/>
+          <w:b w:val="0"/>
+          <w:i w:val="0"/>
+          <w:sz w:val="22"/>
+        </w:rPr>
+        <w:t>Знаю. Поэтому встреча в людном месте, я на своей машине, и ты будешь знать район.</w:t>
+      </w:r>
+    </w:p>
+    <w:p>
+      <w:pPr>
+        <w:spacing w:before="0" w:after="110" w:line="300" w:lineRule="auto"/>
+      </w:pPr>
+      <w:r>
+        <w:rPr>
+          <w:rFonts w:ascii="Times New Roman" w:hAnsi="Times New Roman" w:eastAsia="Malgun Gothic"/>
+          <w:b/>
+          <w:i w:val="0"/>
+          <w:sz w:val="22"/>
+        </w:rPr>
+        <w:t xml:space="preserve">Дарья: </w:t>
+      </w:r>
+      <w:r>
+        <w:rPr>
+          <w:rFonts w:ascii="Times New Roman" w:hAnsi="Times New Roman" w:eastAsia="Malgun Gothic"/>
+          <w:b w:val="0"/>
+          <w:i w:val="0"/>
+          <w:sz w:val="22"/>
+        </w:rPr>
         <w:t>Именно сейчас, Алексей. Такие окна не открываются дважды. Он может передумать через час.</w:t>
       </w:r>
     </w:p>
@@ -699,7 +916,21 @@
           <w:i w:val="0"/>
           <w:sz w:val="22"/>
         </w:rPr>
-        <w:t xml:space="preserve">У неё всегда с собой запасной аккумулятор, она в этом смысле параноик — в хорошем смысле. </w:t>
+        <w:t>Катя, позвони её волонтёру. Тому, что возил её всю неделю.</w:t>
+      </w:r>
+    </w:p>
+    <w:p>
+      <w:pPr>
+        <w:spacing w:before="0" w:after="110" w:line="300" w:lineRule="auto"/>
+      </w:pPr>
+      <w:r>
+        <w:rPr>
+          <w:rFonts w:ascii="Times New Roman" w:hAnsi="Times New Roman" w:eastAsia="Malgun Gothic"/>
+          <w:b/>
+          <w:i w:val="0"/>
+          <w:sz w:val="22"/>
+        </w:rPr>
+        <w:t xml:space="preserve">Катя: </w:t>
       </w:r>
       <w:r>
         <w:rPr>
@@ -709,7 +940,7 @@
           <w:color w:val="555555"/>
           <w:sz w:val="22"/>
         </w:rPr>
-        <w:t>(пауза, голос дрожит)</w:t>
+        <w:t>(набирает, слушает)</w:t>
       </w:r>
       <w:r>
         <w:rPr>
@@ -718,7 +949,7 @@
           <w:i w:val="0"/>
           <w:sz w:val="22"/>
         </w:rPr>
-        <w:t xml:space="preserve"> Что-то не так, Катя.</w:t>
+        <w:t xml:space="preserve"> Говорит, она сегодня утром отказалась от машины. Сказала — поедет сама, на своей, так надо.</w:t>
       </w:r>
     </w:p>
     <w:p>
@@ -732,7 +963,17 @@
           <w:i w:val="0"/>
           <w:sz w:val="22"/>
         </w:rPr>
-        <w:t xml:space="preserve">Катя: </w:t>
+        <w:t xml:space="preserve">Лёша: </w:t>
+      </w:r>
+      <w:r>
+        <w:rPr>
+          <w:rFonts w:ascii="Times New Roman" w:hAnsi="Times New Roman" w:eastAsia="Malgun Gothic"/>
+          <w:b w:val="0"/>
+          <w:i/>
+          <w:color w:val="555555"/>
+          <w:sz w:val="22"/>
+        </w:rPr>
+        <w:t>(глухо)</w:t>
       </w:r>
       <w:r>
         <w:rPr>
@@ -741,7 +982,7 @@
           <w:i w:val="0"/>
           <w:sz w:val="22"/>
         </w:rPr>
-        <w:t>Куда она поехала?</w:t>
+        <w:t xml:space="preserve"> Так захотел источник. Чтобы никого рядом.</w:t>
       </w:r>
     </w:p>
     <w:p>
@@ -764,7 +1005,26 @@
           <w:i w:val="0"/>
           <w:sz w:val="22"/>
         </w:rPr>
-        <w:t>Написала только район — промзона на окраине, встреча с источником. Больше ничего.</w:t>
+        <w:t xml:space="preserve">У неё всегда с собой запасной аккумулятор, она в этом смысле параноик — в хорошем смысле. </w:t>
+      </w:r>
+      <w:r>
+        <w:rPr>
+          <w:rFonts w:ascii="Times New Roman" w:hAnsi="Times New Roman" w:eastAsia="Malgun Gothic"/>
+          <w:b w:val="0"/>
+          <w:i/>
+          <w:color w:val="555555"/>
+          <w:sz w:val="22"/>
+        </w:rPr>
+        <w:t>(пауза, голос дрожит)</w:t>
+      </w:r>
+      <w:r>
+        <w:rPr>
+          <w:rFonts w:ascii="Times New Roman" w:hAnsi="Times New Roman" w:eastAsia="Malgun Gothic"/>
+          <w:b w:val="0"/>
+          <w:i w:val="0"/>
+          <w:sz w:val="22"/>
+        </w:rPr>
+        <w:t xml:space="preserve"> Что-то не так, Катя.</w:t>
       </w:r>
     </w:p>
     <w:p>
@@ -787,7 +1047,132 @@
           <w:i w:val="0"/>
           <w:sz w:val="22"/>
         </w:rPr>
+        <w:t>Куда она поехала?</w:t>
+      </w:r>
+    </w:p>
+    <w:p>
+      <w:pPr>
+        <w:spacing w:before="0" w:after="110" w:line="300" w:lineRule="auto"/>
+      </w:pPr>
+      <w:r>
+        <w:rPr>
+          <w:rFonts w:ascii="Times New Roman" w:hAnsi="Times New Roman" w:eastAsia="Malgun Gothic"/>
+          <w:b/>
+          <w:i w:val="0"/>
+          <w:sz w:val="22"/>
+        </w:rPr>
+        <w:t xml:space="preserve">Лёша: </w:t>
+      </w:r>
+      <w:r>
+        <w:rPr>
+          <w:rFonts w:ascii="Times New Roman" w:hAnsi="Times New Roman" w:eastAsia="Malgun Gothic"/>
+          <w:b w:val="0"/>
+          <w:i w:val="0"/>
+          <w:sz w:val="22"/>
+        </w:rPr>
+        <w:t>Написала только район — промзона на окраине, встреча с источником. Больше ничего.</w:t>
+      </w:r>
+    </w:p>
+    <w:p>
+      <w:pPr>
+        <w:spacing w:before="0" w:after="110" w:line="300" w:lineRule="auto"/>
+      </w:pPr>
+      <w:r>
+        <w:rPr>
+          <w:rFonts w:ascii="Times New Roman" w:hAnsi="Times New Roman" w:eastAsia="Malgun Gothic"/>
+          <w:b/>
+          <w:i w:val="0"/>
+          <w:sz w:val="22"/>
+        </w:rPr>
+        <w:t xml:space="preserve">Катя: </w:t>
+      </w:r>
+      <w:r>
+        <w:rPr>
+          <w:rFonts w:ascii="Times New Roman" w:hAnsi="Times New Roman" w:eastAsia="Malgun Gothic"/>
+          <w:b w:val="0"/>
+          <w:i w:val="0"/>
+          <w:sz w:val="22"/>
+        </w:rPr>
         <w:t>Я звоню Марченко. И Льву Аркадьевичу.</w:t>
+      </w:r>
+    </w:p>
+    <w:p>
+      <w:pPr>
+        <w:spacing w:before="0" w:after="110" w:line="300" w:lineRule="auto"/>
+      </w:pPr>
+      <w:r>
+        <w:rPr>
+          <w:rFonts w:ascii="Times New Roman" w:hAnsi="Times New Roman" w:eastAsia="Malgun Gothic"/>
+          <w:b/>
+          <w:i w:val="0"/>
+          <w:sz w:val="22"/>
+        </w:rPr>
+        <w:t xml:space="preserve">Лёша: </w:t>
+      </w:r>
+      <w:r>
+        <w:rPr>
+          <w:rFonts w:ascii="Times New Roman" w:hAnsi="Times New Roman" w:eastAsia="Malgun Gothic"/>
+          <w:b w:val="0"/>
+          <w:i w:val="0"/>
+          <w:sz w:val="22"/>
+        </w:rPr>
+        <w:t>Звони. И дай мне район на карте. Я еду туда сам.</w:t>
+      </w:r>
+    </w:p>
+    <w:p>
+      <w:pPr>
+        <w:spacing w:before="0" w:after="110" w:line="300" w:lineRule="auto"/>
+      </w:pPr>
+      <w:r>
+        <w:rPr>
+          <w:rFonts w:ascii="Times New Roman" w:hAnsi="Times New Roman" w:eastAsia="Malgun Gothic"/>
+          <w:b/>
+          <w:i w:val="0"/>
+          <w:sz w:val="22"/>
+        </w:rPr>
+        <w:t xml:space="preserve">Катя: </w:t>
+      </w:r>
+      <w:r>
+        <w:rPr>
+          <w:rFonts w:ascii="Times New Roman" w:hAnsi="Times New Roman" w:eastAsia="Malgun Gothic"/>
+          <w:b w:val="0"/>
+          <w:i w:val="0"/>
+          <w:sz w:val="22"/>
+        </w:rPr>
+        <w:t>Алексей Николаевич, вы кандидат. Если с вами…</w:t>
+      </w:r>
+    </w:p>
+    <w:p>
+      <w:pPr>
+        <w:spacing w:before="0" w:after="110" w:line="300" w:lineRule="auto"/>
+      </w:pPr>
+      <w:r>
+        <w:rPr>
+          <w:rFonts w:ascii="Times New Roman" w:hAnsi="Times New Roman" w:eastAsia="Malgun Gothic"/>
+          <w:b/>
+          <w:i w:val="0"/>
+          <w:sz w:val="22"/>
+        </w:rPr>
+        <w:t xml:space="preserve">Лёша: </w:t>
+      </w:r>
+      <w:r>
+        <w:rPr>
+          <w:rFonts w:ascii="Times New Roman" w:hAnsi="Times New Roman" w:eastAsia="Malgun Gothic"/>
+          <w:b w:val="0"/>
+          <w:i/>
+          <w:color w:val="555555"/>
+          <w:sz w:val="22"/>
+        </w:rPr>
+        <w:t>(уже надевает куртку)</w:t>
+      </w:r>
+      <w:r>
+        <w:rPr>
+          <w:rFonts w:ascii="Times New Roman" w:hAnsi="Times New Roman" w:eastAsia="Malgun Gothic"/>
+          <w:b w:val="0"/>
+          <w:i w:val="0"/>
+          <w:sz w:val="22"/>
+        </w:rPr>
+        <w:t xml:space="preserve"> Катя. Карту.</w:t>
       </w:r>
     </w:p>
     <w:p>
@@ -929,6 +1314,52 @@
           <w:i w:val="0"/>
           <w:sz w:val="22"/>
         </w:rPr>
+        <w:t xml:space="preserve">Катя: </w:t>
+      </w:r>
+      <w:r>
+        <w:rPr>
+          <w:rFonts w:ascii="Times New Roman" w:hAnsi="Times New Roman" w:eastAsia="Malgun Gothic"/>
+          <w:b w:val="0"/>
+          <w:i w:val="0"/>
+          <w:sz w:val="22"/>
+        </w:rPr>
+        <w:t>Вы понимаете, что сегодня утром она опубликовала материал, который назвал поимённо полобласти? Это не «пропажа».</w:t>
+      </w:r>
+    </w:p>
+    <w:p>
+      <w:pPr>
+        <w:spacing w:before="0" w:after="110" w:line="300" w:lineRule="auto"/>
+      </w:pPr>
+      <w:r>
+        <w:rPr>
+          <w:rFonts w:ascii="Times New Roman" w:hAnsi="Times New Roman" w:eastAsia="Malgun Gothic"/>
+          <w:b/>
+          <w:i w:val="0"/>
+          <w:sz w:val="22"/>
+        </w:rPr>
+        <w:t xml:space="preserve">Марченко: </w:t>
+      </w:r>
+      <w:r>
+        <w:rPr>
+          <w:rFonts w:ascii="Times New Roman" w:hAnsi="Times New Roman" w:eastAsia="Malgun Gothic"/>
+          <w:b w:val="0"/>
+          <w:i w:val="0"/>
+          <w:sz w:val="22"/>
+        </w:rPr>
+        <w:t>Я читал материал, Екатерина Ивановна. В шесть утра, как и все.</w:t>
+      </w:r>
+    </w:p>
+    <w:p>
+      <w:pPr>
+        <w:spacing w:before="0" w:after="110" w:line="300" w:lineRule="auto"/>
+      </w:pPr>
+      <w:r>
+        <w:rPr>
+          <w:rFonts w:ascii="Times New Roman" w:hAnsi="Times New Roman" w:eastAsia="Malgun Gothic"/>
+          <w:b/>
+          <w:i w:val="0"/>
+          <w:sz w:val="22"/>
+        </w:rPr>
         <w:t xml:space="preserve">Лёша: </w:t>
       </w:r>
       <w:r>
@@ -1051,6 +1482,95 @@
           <w:sz w:val="22"/>
         </w:rPr>
         <w:t xml:space="preserve"> Тогда хотя бы не мешайте тем, кто может.</w:t>
+      </w:r>
+    </w:p>
+    <w:p>
+      <w:pPr>
+        <w:spacing w:before="0" w:after="110" w:line="300" w:lineRule="auto"/>
+      </w:pPr>
+      <w:r>
+        <w:rPr>
+          <w:rFonts w:ascii="Times New Roman" w:hAnsi="Times New Roman" w:eastAsia="Malgun Gothic"/>
+          <w:b/>
+          <w:i w:val="0"/>
+          <w:sz w:val="22"/>
+        </w:rPr>
+        <w:t xml:space="preserve">Марченко: </w:t>
+      </w:r>
+      <w:r>
+        <w:rPr>
+          <w:rFonts w:ascii="Times New Roman" w:hAnsi="Times New Roman" w:eastAsia="Malgun Gothic"/>
+          <w:b w:val="0"/>
+          <w:i/>
+          <w:color w:val="555555"/>
+          <w:sz w:val="22"/>
+        </w:rPr>
+        <w:t>(уже отходя, не оборачиваясь)</w:t>
+      </w:r>
+      <w:r>
+        <w:rPr>
+          <w:rFonts w:ascii="Times New Roman" w:hAnsi="Times New Roman" w:eastAsia="Malgun Gothic"/>
+          <w:b w:val="0"/>
+          <w:i w:val="0"/>
+          <w:sz w:val="22"/>
+        </w:rPr>
+        <w:t xml:space="preserve"> Волонтёров своих к складу не подпускайте. Затопчут следы — потом ничего не докажем. Моих людей здесь будет больше, чем положено. Это всё, что я могу.</w:t>
+      </w:r>
+    </w:p>
+    <w:p>
+      <w:pPr>
+        <w:spacing w:before="0" w:after="110" w:line="300" w:lineRule="auto"/>
+      </w:pPr>
+      <w:r>
+        <w:rPr>
+          <w:rFonts w:ascii="Times New Roman" w:hAnsi="Times New Roman" w:eastAsia="Malgun Gothic"/>
+          <w:b/>
+          <w:i w:val="0"/>
+          <w:sz w:val="22"/>
+        </w:rPr>
+        <w:t xml:space="preserve">Катя: </w:t>
+      </w:r>
+      <w:r>
+        <w:rPr>
+          <w:rFonts w:ascii="Times New Roman" w:hAnsi="Times New Roman" w:eastAsia="Malgun Gothic"/>
+          <w:b w:val="0"/>
+          <w:i/>
+          <w:color w:val="555555"/>
+          <w:sz w:val="22"/>
+        </w:rPr>
+        <w:t>(тихо, Лёше)</w:t>
+      </w:r>
+      <w:r>
+        <w:rPr>
+          <w:rFonts w:ascii="Times New Roman" w:hAnsi="Times New Roman" w:eastAsia="Malgun Gothic"/>
+          <w:b w:val="0"/>
+          <w:i w:val="0"/>
+          <w:sz w:val="22"/>
+        </w:rPr>
+        <w:t xml:space="preserve"> Он сейчас нам помог. Вы заметили?</w:t>
+      </w:r>
+    </w:p>
+    <w:p>
+      <w:pPr>
+        <w:spacing w:before="0" w:after="110" w:line="300" w:lineRule="auto"/>
+      </w:pPr>
+      <w:r>
+        <w:rPr>
+          <w:rFonts w:ascii="Times New Roman" w:hAnsi="Times New Roman" w:eastAsia="Malgun Gothic"/>
+          <w:b/>
+          <w:i w:val="0"/>
+          <w:sz w:val="22"/>
+        </w:rPr>
+        <w:t xml:space="preserve">Лёша: </w:t>
+      </w:r>
+      <w:r>
+        <w:rPr>
+          <w:rFonts w:ascii="Times New Roman" w:hAnsi="Times New Roman" w:eastAsia="Malgun Gothic"/>
+          <w:b w:val="0"/>
+          <w:i w:val="0"/>
+          <w:sz w:val="22"/>
+        </w:rPr>
+        <w:t>Заметил. От этого только хуже. Значит, он тоже боится.</w:t>
       </w:r>
     </w:p>
     <w:p>
@@ -1155,11 +1675,24 @@
         <w:rPr>
           <w:rFonts w:ascii="Times New Roman" w:hAnsi="Times New Roman" w:eastAsia="Malgun Gothic"/>
           <w:b w:val="0"/>
-          <w:i/>
-          <w:color w:val="555555"/>
-          <w:sz w:val="22"/>
-        </w:rPr>
-        <w:t>(хватаясь за голову)</w:t>
+          <w:i w:val="0"/>
+          <w:sz w:val="22"/>
+        </w:rPr>
+        <w:t>Камера на выезде одна? Другие выезды из промзоны есть?</w:t>
+      </w:r>
+    </w:p>
+    <w:p>
+      <w:pPr>
+        <w:spacing w:before="0" w:after="110" w:line="300" w:lineRule="auto"/>
+      </w:pPr>
+      <w:r>
+        <w:rPr>
+          <w:rFonts w:ascii="Times New Roman" w:hAnsi="Times New Roman" w:eastAsia="Malgun Gothic"/>
+          <w:b/>
+          <w:i w:val="0"/>
+          <w:sz w:val="22"/>
+        </w:rPr>
+        <w:t xml:space="preserve">Катя: </w:t>
       </w:r>
       <w:r>
         <w:rPr>
@@ -1168,7 +1701,7 @@
           <w:i w:val="0"/>
           <w:sz w:val="22"/>
         </w:rPr>
-        <w:t xml:space="preserve"> Источник. Кто был этот источник, с которым она встречалась?</w:t>
+        <w:t>Есть грунтовка через железнодорожный переезд. Там камер нет. Там вообще ничего нет, кроме гаражей.</w:t>
       </w:r>
     </w:p>
     <w:p>
@@ -1182,7 +1715,7 @@
           <w:i w:val="0"/>
           <w:sz w:val="22"/>
         </w:rPr>
-        <w:t xml:space="preserve">Катя: </w:t>
+        <w:t xml:space="preserve">Лёша: </w:t>
       </w:r>
       <w:r>
         <w:rPr>
@@ -1191,7 +1724,7 @@
           <w:i w:val="0"/>
           <w:sz w:val="22"/>
         </w:rPr>
-        <w:t>Она не называла имени. Только то, что он связан с делом Крылова.</w:t>
+        <w:t>Значит, туда. Пусть волонтёры опросят всех в гаражах. Может, кто-то видел машину около двух.</w:t>
       </w:r>
     </w:p>
     <w:p>
@@ -1205,7 +1738,7 @@
           <w:i w:val="0"/>
           <w:sz w:val="22"/>
         </w:rPr>
-        <w:t xml:space="preserve">Лёша: </w:t>
+        <w:t xml:space="preserve">Катя: </w:t>
       </w:r>
       <w:r>
         <w:rPr>
@@ -1214,30 +1747,7 @@
           <w:i w:val="0"/>
           <w:sz w:val="22"/>
         </w:rPr>
-        <w:t>Её ноутбук? Блокнот?</w:t>
-      </w:r>
-    </w:p>
-    <w:p>
-      <w:pPr>
-        <w:spacing w:before="0" w:after="110" w:line="300" w:lineRule="auto"/>
-      </w:pPr>
-      <w:r>
-        <w:rPr>
-          <w:rFonts w:ascii="Times New Roman" w:hAnsi="Times New Roman" w:eastAsia="Malgun Gothic"/>
-          <w:b/>
-          <w:i w:val="0"/>
-          <w:sz w:val="22"/>
-        </w:rPr>
-        <w:t xml:space="preserve">Катя: </w:t>
-      </w:r>
-      <w:r>
-        <w:rPr>
-          <w:rFonts w:ascii="Times New Roman" w:hAnsi="Times New Roman" w:eastAsia="Malgun Gothic"/>
-          <w:b w:val="0"/>
-          <w:i w:val="0"/>
-          <w:sz w:val="22"/>
-        </w:rPr>
-        <w:t>В машине ничего. Ни сумки, ни блокнота. Только термос с чаем на переднем сиденье.</w:t>
+        <w:t>Уже отправила восемь человек. С фотографией.</w:t>
       </w:r>
     </w:p>
     <w:p>
@@ -1261,7 +1771,7 @@
           <w:color w:val="555555"/>
           <w:sz w:val="22"/>
         </w:rPr>
-        <w:t>(глухо)</w:t>
+        <w:t>(хватаясь за голову)</w:t>
       </w:r>
       <w:r>
         <w:rPr>
@@ -1270,7 +1780,7 @@
           <w:i w:val="0"/>
           <w:sz w:val="22"/>
         </w:rPr>
-        <w:t xml:space="preserve"> Она всегда брала термос на долгие встречи. Значит, собиралась вернуться к машине.</w:t>
+        <w:t xml:space="preserve"> Источник. Кто был этот источник, с которым она встречалась?</w:t>
       </w:r>
     </w:p>
     <w:p>
@@ -1284,7 +1794,76 @@
           <w:i w:val="0"/>
           <w:sz w:val="22"/>
         </w:rPr>
-        <w:t xml:space="preserve">Павел: </w:t>
+        <w:t xml:space="preserve">Катя: </w:t>
+      </w:r>
+      <w:r>
+        <w:rPr>
+          <w:rFonts w:ascii="Times New Roman" w:hAnsi="Times New Roman" w:eastAsia="Malgun Gothic"/>
+          <w:b w:val="0"/>
+          <w:i w:val="0"/>
+          <w:sz w:val="22"/>
+        </w:rPr>
+        <w:t>Она не называла имени. Только то, что он связан с делом Крылова.</w:t>
+      </w:r>
+    </w:p>
+    <w:p>
+      <w:pPr>
+        <w:spacing w:before="0" w:after="110" w:line="300" w:lineRule="auto"/>
+      </w:pPr>
+      <w:r>
+        <w:rPr>
+          <w:rFonts w:ascii="Times New Roman" w:hAnsi="Times New Roman" w:eastAsia="Malgun Gothic"/>
+          <w:b/>
+          <w:i w:val="0"/>
+          <w:sz w:val="22"/>
+        </w:rPr>
+        <w:t xml:space="preserve">Лёша: </w:t>
+      </w:r>
+      <w:r>
+        <w:rPr>
+          <w:rFonts w:ascii="Times New Roman" w:hAnsi="Times New Roman" w:eastAsia="Malgun Gothic"/>
+          <w:b w:val="0"/>
+          <w:i w:val="0"/>
+          <w:sz w:val="22"/>
+        </w:rPr>
+        <w:t>Её ноутбук? Блокнот?</w:t>
+      </w:r>
+    </w:p>
+    <w:p>
+      <w:pPr>
+        <w:spacing w:before="0" w:after="110" w:line="300" w:lineRule="auto"/>
+      </w:pPr>
+      <w:r>
+        <w:rPr>
+          <w:rFonts w:ascii="Times New Roman" w:hAnsi="Times New Roman" w:eastAsia="Malgun Gothic"/>
+          <w:b/>
+          <w:i w:val="0"/>
+          <w:sz w:val="22"/>
+        </w:rPr>
+        <w:t xml:space="preserve">Катя: </w:t>
+      </w:r>
+      <w:r>
+        <w:rPr>
+          <w:rFonts w:ascii="Times New Roman" w:hAnsi="Times New Roman" w:eastAsia="Malgun Gothic"/>
+          <w:b w:val="0"/>
+          <w:i w:val="0"/>
+          <w:sz w:val="22"/>
+        </w:rPr>
+        <w:t>В машине ничего. Ни сумки, ни блокнота. Только термос с чаем на переднем сиденье.</w:t>
+      </w:r>
+    </w:p>
+    <w:p>
+      <w:pPr>
+        <w:spacing w:before="0" w:after="110" w:line="300" w:lineRule="auto"/>
+      </w:pPr>
+      <w:r>
+        <w:rPr>
+          <w:rFonts w:ascii="Times New Roman" w:hAnsi="Times New Roman" w:eastAsia="Malgun Gothic"/>
+          <w:b/>
+          <w:i w:val="0"/>
+          <w:sz w:val="22"/>
+        </w:rPr>
+        <w:t xml:space="preserve">Лёша: </w:t>
       </w:r>
       <w:r>
         <w:rPr>
@@ -1294,7 +1873,7 @@
           <w:color w:val="555555"/>
           <w:sz w:val="22"/>
         </w:rPr>
-        <w:t>(по телефону, потрясён)</w:t>
+        <w:t>(глухо)</w:t>
       </w:r>
       <w:r>
         <w:rPr>
@@ -1303,7 +1882,7 @@
           <w:i w:val="0"/>
           <w:sz w:val="22"/>
         </w:rPr>
-        <w:t xml:space="preserve"> Лёша, я узнал. Источник, о котором она говорила… его тоже не могут найти со вчерашнего вечера. Похоже, это была ловушка с самого начала.</w:t>
+        <w:t xml:space="preserve"> Она всегда брала термос на долгие встречи. Значит, собиралась вернуться к машине.</w:t>
       </w:r>
     </w:p>
     <w:p>
@@ -1317,7 +1896,17 @@
           <w:i w:val="0"/>
           <w:sz w:val="22"/>
         </w:rPr>
-        <w:t xml:space="preserve">Лёша: </w:t>
+        <w:t xml:space="preserve">Павел: </w:t>
+      </w:r>
+      <w:r>
+        <w:rPr>
+          <w:rFonts w:ascii="Times New Roman" w:hAnsi="Times New Roman" w:eastAsia="Malgun Gothic"/>
+          <w:b w:val="0"/>
+          <w:i/>
+          <w:color w:val="555555"/>
+          <w:sz w:val="22"/>
+        </w:rPr>
+        <w:t>(по телефону, потрясён)</w:t>
       </w:r>
       <w:r>
         <w:rPr>
@@ -1326,7 +1915,7 @@
           <w:i w:val="0"/>
           <w:sz w:val="22"/>
         </w:rPr>
-        <w:t>Со вчерашнего вечера? Значит, когда он ей писал…</w:t>
+        <w:t xml:space="preserve"> Лёша, я узнал. Источник, о котором она говорила… его тоже не могут найти со вчерашнего вечера. Похоже, это была ловушка с самого начала.</w:t>
       </w:r>
     </w:p>
     <w:p>
@@ -1340,7 +1929,7 @@
           <w:i w:val="0"/>
           <w:sz w:val="22"/>
         </w:rPr>
-        <w:t xml:space="preserve">Павел: </w:t>
+        <w:t xml:space="preserve">Лёша: </w:t>
       </w:r>
       <w:r>
         <w:rPr>
@@ -1349,7 +1938,129 @@
           <w:i w:val="0"/>
           <w:sz w:val="22"/>
         </w:rPr>
+        <w:t>Со вчерашнего вечера? Значит, когда он ей писал…</w:t>
+      </w:r>
+    </w:p>
+    <w:p>
+      <w:pPr>
+        <w:spacing w:before="0" w:after="110" w:line="300" w:lineRule="auto"/>
+      </w:pPr>
+      <w:r>
+        <w:rPr>
+          <w:rFonts w:ascii="Times New Roman" w:hAnsi="Times New Roman" w:eastAsia="Malgun Gothic"/>
+          <w:b/>
+          <w:i w:val="0"/>
+          <w:sz w:val="22"/>
+        </w:rPr>
+        <w:t xml:space="preserve">Павел: </w:t>
+      </w:r>
+      <w:r>
+        <w:rPr>
+          <w:rFonts w:ascii="Times New Roman" w:hAnsi="Times New Roman" w:eastAsia="Malgun Gothic"/>
+          <w:b w:val="0"/>
+          <w:i w:val="0"/>
+          <w:sz w:val="22"/>
+        </w:rPr>
         <w:t>Писал уже не он. Лёш, мне очень жаль.</w:t>
+      </w:r>
+    </w:p>
+    <w:p>
+      <w:pPr>
+        <w:spacing w:before="0" w:after="110" w:line="300" w:lineRule="auto"/>
+      </w:pPr>
+      <w:r>
+        <w:rPr>
+          <w:rFonts w:ascii="Times New Roman" w:hAnsi="Times New Roman" w:eastAsia="Malgun Gothic"/>
+          <w:b/>
+          <w:i w:val="0"/>
+          <w:sz w:val="22"/>
+        </w:rPr>
+        <w:t xml:space="preserve">Лёша: </w:t>
+      </w:r>
+      <w:r>
+        <w:rPr>
+          <w:rFonts w:ascii="Times New Roman" w:hAnsi="Times New Roman" w:eastAsia="Malgun Gothic"/>
+          <w:b w:val="0"/>
+          <w:i/>
+          <w:color w:val="555555"/>
+          <w:sz w:val="22"/>
+        </w:rPr>
+        <w:t>(срывается)</w:t>
+      </w:r>
+      <w:r>
+        <w:rPr>
+          <w:rFonts w:ascii="Times New Roman" w:hAnsi="Times New Roman" w:eastAsia="Malgun Gothic"/>
+          <w:b w:val="0"/>
+          <w:i w:val="0"/>
+          <w:sz w:val="22"/>
+        </w:rPr>
+        <w:t xml:space="preserve"> Ты мог узнать это раньше! Вчера!</w:t>
+      </w:r>
+    </w:p>
+    <w:p>
+      <w:pPr>
+        <w:spacing w:before="0" w:after="110" w:line="300" w:lineRule="auto"/>
+      </w:pPr>
+      <w:r>
+        <w:rPr>
+          <w:rFonts w:ascii="Times New Roman" w:hAnsi="Times New Roman" w:eastAsia="Malgun Gothic"/>
+          <w:b/>
+          <w:i w:val="0"/>
+          <w:sz w:val="22"/>
+        </w:rPr>
+        <w:t xml:space="preserve">Павел: </w:t>
+      </w:r>
+      <w:r>
+        <w:rPr>
+          <w:rFonts w:ascii="Times New Roman" w:hAnsi="Times New Roman" w:eastAsia="Malgun Gothic"/>
+          <w:b w:val="0"/>
+          <w:i/>
+          <w:color w:val="555555"/>
+          <w:sz w:val="22"/>
+        </w:rPr>
+        <w:t>(тихо)</w:t>
+      </w:r>
+      <w:r>
+        <w:rPr>
+          <w:rFonts w:ascii="Times New Roman" w:hAnsi="Times New Roman" w:eastAsia="Malgun Gothic"/>
+          <w:b w:val="0"/>
+          <w:i w:val="0"/>
+          <w:sz w:val="22"/>
+        </w:rPr>
+        <w:t xml:space="preserve"> Мог. Если бы знал, что искать. Лёша, я не оправдываюсь. Я ищу дальше. Всё, что найду, — сразу тебе.</w:t>
+      </w:r>
+    </w:p>
+    <w:p>
+      <w:pPr>
+        <w:spacing w:before="0" w:after="110" w:line="300" w:lineRule="auto"/>
+      </w:pPr>
+      <w:r>
+        <w:rPr>
+          <w:rFonts w:ascii="Times New Roman" w:hAnsi="Times New Roman" w:eastAsia="Malgun Gothic"/>
+          <w:b/>
+          <w:i w:val="0"/>
+          <w:sz w:val="22"/>
+        </w:rPr>
+        <w:t xml:space="preserve">Лёша: </w:t>
+      </w:r>
+      <w:r>
+        <w:rPr>
+          <w:rFonts w:ascii="Times New Roman" w:hAnsi="Times New Roman" w:eastAsia="Malgun Gothic"/>
+          <w:b w:val="0"/>
+          <w:i/>
+          <w:color w:val="555555"/>
+          <w:sz w:val="22"/>
+        </w:rPr>
+        <w:t>(после паузы, сдавленно)</w:t>
+      </w:r>
+      <w:r>
+        <w:rPr>
+          <w:rFonts w:ascii="Times New Roman" w:hAnsi="Times New Roman" w:eastAsia="Malgun Gothic"/>
+          <w:b w:val="0"/>
+          <w:i w:val="0"/>
+          <w:sz w:val="22"/>
+        </w:rPr>
+        <w:t xml:space="preserve"> Прости. Ищи.</w:t>
       </w:r>
     </w:p>
     <w:p>
@@ -1500,6 +2211,52 @@
       <w:r>
         <w:rPr>
           <w:rFonts w:ascii="Times New Roman" w:hAnsi="Times New Roman" w:eastAsia="Malgun Gothic"/>
+          <w:b/>
+          <w:i w:val="0"/>
+          <w:sz w:val="22"/>
+        </w:rPr>
+        <w:t xml:space="preserve">Журналист: </w:t>
+      </w:r>
+      <w:r>
+        <w:rPr>
+          <w:rFonts w:ascii="Times New Roman" w:hAnsi="Times New Roman" w:eastAsia="Malgun Gothic"/>
+          <w:b w:val="0"/>
+          <w:i w:val="0"/>
+          <w:sz w:val="22"/>
+        </w:rPr>
+        <w:t>Редакция опасается за безопасность других сотрудников?</w:t>
+      </w:r>
+    </w:p>
+    <w:p>
+      <w:pPr>
+        <w:spacing w:before="0" w:after="110" w:line="300" w:lineRule="auto"/>
+      </w:pPr>
+      <w:r>
+        <w:rPr>
+          <w:rFonts w:ascii="Times New Roman" w:hAnsi="Times New Roman" w:eastAsia="Malgun Gothic"/>
+          <w:b/>
+          <w:i w:val="0"/>
+          <w:sz w:val="22"/>
+        </w:rPr>
+        <w:t xml:space="preserve">Рязанцев: </w:t>
+      </w:r>
+      <w:r>
+        <w:rPr>
+          <w:rFonts w:ascii="Times New Roman" w:hAnsi="Times New Roman" w:eastAsia="Malgun Gothic"/>
+          <w:b w:val="0"/>
+          <w:i w:val="0"/>
+          <w:sz w:val="22"/>
+        </w:rPr>
+        <w:t>Опасается. Но у нас сегодня никто не взял больничный. Ни один человек. Это, по-моему, лучший ответ.</w:t>
+      </w:r>
+    </w:p>
+    <w:p>
+      <w:pPr>
+        <w:spacing w:before="0" w:after="110" w:line="300" w:lineRule="auto"/>
+      </w:pPr>
+      <w:r>
+        <w:rPr>
+          <w:rFonts w:ascii="Times New Roman" w:hAnsi="Times New Roman" w:eastAsia="Malgun Gothic"/>
           <w:b w:val="0"/>
           <w:i/>
           <w:color w:val="555555"/>
@@ -1554,7 +2311,7 @@
           <w:color w:val="1F3864"/>
           <w:sz w:val="26"/>
         </w:rPr>
-        <w:t>장면 7 — 어머니의 전화</w:t>
+        <w:t>장면 7 — 저녁, 그레벤시코프의 전화</w:t>
       </w:r>
     </w:p>
     <w:p>
@@ -1568,7 +2325,7 @@
           <w:i w:val="0"/>
           <w:sz w:val="22"/>
         </w:rPr>
-        <w:t xml:space="preserve">Анна: </w:t>
+        <w:t xml:space="preserve">Гребенщиков: </w:t>
       </w:r>
       <w:r>
         <w:rPr>
@@ -1587,7 +2344,7 @@
           <w:i w:val="0"/>
           <w:sz w:val="22"/>
         </w:rPr>
-        <w:t xml:space="preserve"> Лёша, я видела новости. Сынок…</w:t>
+        <w:t xml:space="preserve"> Алексей Николаевич, я не буду спрашивать, как вы. Глупый вопрос. Я спрошу о деле, потому что кто-то должен.</w:t>
       </w:r>
     </w:p>
     <w:p>
@@ -1610,7 +2367,7 @@
           <w:i w:val="0"/>
           <w:sz w:val="22"/>
         </w:rPr>
-        <w:t>Мам, не сейчас. Пожалуйста. Я не могу сейчас.</w:t>
+        <w:t>Спрашивайте, Анатолий Викторович.</w:t>
       </w:r>
     </w:p>
     <w:p>
@@ -1624,7 +2381,7 @@
           <w:i w:val="0"/>
           <w:sz w:val="22"/>
         </w:rPr>
-        <w:t xml:space="preserve">Анна: </w:t>
+        <w:t xml:space="preserve">Гребенщиков: </w:t>
       </w:r>
       <w:r>
         <w:rPr>
@@ -1633,7 +2390,53 @@
           <w:i w:val="0"/>
           <w:sz w:val="22"/>
         </w:rPr>
-        <w:t>Я не буду говорить. Просто послушай, как я дышу. Я здесь.</w:t>
+        <w:t>До голосования три дня. Я могу завтра утром объявить, что кампания приостановлена. Никто не посмеет вас упрекнуть.</w:t>
+      </w:r>
+    </w:p>
+    <w:p>
+      <w:pPr>
+        <w:spacing w:before="0" w:after="110" w:line="300" w:lineRule="auto"/>
+      </w:pPr>
+      <w:r>
+        <w:rPr>
+          <w:rFonts w:ascii="Times New Roman" w:hAnsi="Times New Roman" w:eastAsia="Malgun Gothic"/>
+          <w:b/>
+          <w:i w:val="0"/>
+          <w:sz w:val="22"/>
+        </w:rPr>
+        <w:t xml:space="preserve">Лёша: </w:t>
+      </w:r>
+      <w:r>
+        <w:rPr>
+          <w:rFonts w:ascii="Times New Roman" w:hAnsi="Times New Roman" w:eastAsia="Malgun Gothic"/>
+          <w:b w:val="0"/>
+          <w:i w:val="0"/>
+          <w:sz w:val="22"/>
+        </w:rPr>
+        <w:t>А если не приостанавливать?</w:t>
+      </w:r>
+    </w:p>
+    <w:p>
+      <w:pPr>
+        <w:spacing w:before="0" w:after="110" w:line="300" w:lineRule="auto"/>
+      </w:pPr>
+      <w:r>
+        <w:rPr>
+          <w:rFonts w:ascii="Times New Roman" w:hAnsi="Times New Roman" w:eastAsia="Malgun Gothic"/>
+          <w:b/>
+          <w:i w:val="0"/>
+          <w:sz w:val="22"/>
+        </w:rPr>
+        <w:t xml:space="preserve">Гребенщиков: </w:t>
+      </w:r>
+      <w:r>
+        <w:rPr>
+          <w:rFonts w:ascii="Times New Roman" w:hAnsi="Times New Roman" w:eastAsia="Malgun Gothic"/>
+          <w:b w:val="0"/>
+          <w:i w:val="0"/>
+          <w:sz w:val="22"/>
+        </w:rPr>
+        <w:t>Тогда о ней вас будут спрашивать на каждом шагу, перед каждой камерой. И будут смотреть, заплачете вы или нет. Одни — с сочувствием, другие — с секундомером.</w:t>
       </w:r>
     </w:p>
     <w:p>
@@ -1657,7 +2460,7 @@
           <w:color w:val="555555"/>
           <w:sz w:val="22"/>
         </w:rPr>
-        <w:t>(долгая пауза, потом тихо)</w:t>
+        <w:t>(долгая пауза)</w:t>
       </w:r>
       <w:r>
         <w:rPr>
@@ -1666,7 +2469,7 @@
           <w:i w:val="0"/>
           <w:sz w:val="22"/>
         </w:rPr>
-        <w:t xml:space="preserve"> Мам… сначала папа. Теперь она.</w:t>
+        <w:t xml:space="preserve"> Не объявляйте пока ничего. Дайте мне эту ночь.</w:t>
       </w:r>
     </w:p>
     <w:p>
@@ -1680,7 +2483,7 @@
           <w:i w:val="0"/>
           <w:sz w:val="22"/>
         </w:rPr>
-        <w:t xml:space="preserve">Анна: </w:t>
+        <w:t xml:space="preserve">Гребенщиков: </w:t>
       </w:r>
       <w:r>
         <w:rPr>
@@ -1689,7 +2492,49 @@
           <w:i w:val="0"/>
           <w:sz w:val="22"/>
         </w:rPr>
-        <w:t>Её ещё ищут, Лёша. Пока ищут — держись за это.</w:t>
+        <w:t>Дам. Только одно, Алексей Николаевич: какое бы решение вы ни приняли утром, оно будет правильным. Я старый человек и видел, как люди ломаются от чужого «надо». Не ломайтесь от моего.</w:t>
+      </w:r>
+    </w:p>
+    <w:p>
+      <w:pPr>
+        <w:spacing w:before="0" w:after="110" w:line="300" w:lineRule="auto"/>
+      </w:pPr>
+      <w:r>
+        <w:rPr>
+          <w:rFonts w:ascii="Times New Roman" w:hAnsi="Times New Roman" w:eastAsia="Malgun Gothic"/>
+          <w:b/>
+          <w:i w:val="0"/>
+          <w:sz w:val="22"/>
+        </w:rPr>
+        <w:t xml:space="preserve">Лёша: </w:t>
+      </w:r>
+      <w:r>
+        <w:rPr>
+          <w:rFonts w:ascii="Times New Roman" w:hAnsi="Times New Roman" w:eastAsia="Malgun Gothic"/>
+          <w:b w:val="0"/>
+          <w:i w:val="0"/>
+          <w:sz w:val="22"/>
+        </w:rPr>
+        <w:t xml:space="preserve">Спасибо. </w:t>
+      </w:r>
+      <w:r>
+        <w:rPr>
+          <w:rFonts w:ascii="Times New Roman" w:hAnsi="Times New Roman" w:eastAsia="Malgun Gothic"/>
+          <w:b w:val="0"/>
+          <w:i/>
+          <w:color w:val="555555"/>
+          <w:sz w:val="22"/>
+        </w:rPr>
+        <w:t>(тише)</w:t>
+      </w:r>
+      <w:r>
+        <w:rPr>
+          <w:rFonts w:ascii="Times New Roman" w:hAnsi="Times New Roman" w:eastAsia="Malgun Gothic"/>
+          <w:b w:val="0"/>
+          <w:i w:val="0"/>
+          <w:sz w:val="22"/>
+        </w:rPr>
+        <w:t xml:space="preserve"> Она бы ничего не приостанавливала, Анатолий Викторович. Она бы уже писала следующий материал.</w:t>
       </w:r>
     </w:p>
     <w:p>
@@ -1705,7 +2550,7 @@
           <w:color w:val="1F3864"/>
           <w:sz w:val="26"/>
         </w:rPr>
-        <w:t>장면 8 — 료샤의 고통</w:t>
+        <w:t>장면 8 — 어머니의 전화</w:t>
       </w:r>
     </w:p>
     <w:p>
@@ -1719,7 +2564,7 @@
           <w:i w:val="0"/>
           <w:sz w:val="22"/>
         </w:rPr>
-        <w:t xml:space="preserve">Лёша: </w:t>
+        <w:t xml:space="preserve">Анна: </w:t>
       </w:r>
       <w:r>
         <w:rPr>
@@ -1729,7 +2574,7 @@
           <w:color w:val="555555"/>
           <w:sz w:val="22"/>
         </w:rPr>
-        <w:t>(один, около полуночи, пересматривает последние сообщения от Дарьи)</w:t>
+        <w:t>(по телефону)</w:t>
       </w:r>
       <w:r>
         <w:rPr>
@@ -1738,7 +2583,53 @@
           <w:i w:val="0"/>
           <w:sz w:val="22"/>
         </w:rPr>
-        <w:t xml:space="preserve"> «Люблю тебя, Алексей. Что бы ни случилось дальше».</w:t>
+        <w:t xml:space="preserve"> Лёша, я видела новости. Сынок…</w:t>
+      </w:r>
+    </w:p>
+    <w:p>
+      <w:pPr>
+        <w:spacing w:before="0" w:after="110" w:line="300" w:lineRule="auto"/>
+      </w:pPr>
+      <w:r>
+        <w:rPr>
+          <w:rFonts w:ascii="Times New Roman" w:hAnsi="Times New Roman" w:eastAsia="Malgun Gothic"/>
+          <w:b/>
+          <w:i w:val="0"/>
+          <w:sz w:val="22"/>
+        </w:rPr>
+        <w:t xml:space="preserve">Лёша: </w:t>
+      </w:r>
+      <w:r>
+        <w:rPr>
+          <w:rFonts w:ascii="Times New Roman" w:hAnsi="Times New Roman" w:eastAsia="Malgun Gothic"/>
+          <w:b w:val="0"/>
+          <w:i w:val="0"/>
+          <w:sz w:val="22"/>
+        </w:rPr>
+        <w:t>Мам, не сейчас. Пожалуйста. Я не могу сейчас.</w:t>
+      </w:r>
+    </w:p>
+    <w:p>
+      <w:pPr>
+        <w:spacing w:before="0" w:after="110" w:line="300" w:lineRule="auto"/>
+      </w:pPr>
+      <w:r>
+        <w:rPr>
+          <w:rFonts w:ascii="Times New Roman" w:hAnsi="Times New Roman" w:eastAsia="Malgun Gothic"/>
+          <w:b/>
+          <w:i w:val="0"/>
+          <w:sz w:val="22"/>
+        </w:rPr>
+        <w:t xml:space="preserve">Анна: </w:t>
+      </w:r>
+      <w:r>
+        <w:rPr>
+          <w:rFonts w:ascii="Times New Roman" w:hAnsi="Times New Roman" w:eastAsia="Malgun Gothic"/>
+          <w:b w:val="0"/>
+          <w:i w:val="0"/>
+          <w:sz w:val="22"/>
+        </w:rPr>
+        <w:t>Я не буду говорить. Просто послушай, как я дышу. Я здесь.</w:t>
       </w:r>
     </w:p>
     <w:p>
@@ -1762,7 +2653,7 @@
           <w:color w:val="555555"/>
           <w:sz w:val="22"/>
         </w:rPr>
-        <w:t>(себе, срывающимся голосом)</w:t>
+        <w:t>(долгая пауза, потом тихо)</w:t>
       </w:r>
       <w:r>
         <w:rPr>
@@ -1771,7 +2662,7 @@
           <w:i w:val="0"/>
           <w:sz w:val="22"/>
         </w:rPr>
-        <w:t xml:space="preserve"> Ты как будто знала. Ты как будто прощалась, а я не понял.</w:t>
+        <w:t xml:space="preserve"> Мам… сначала папа. Теперь она.</w:t>
       </w:r>
     </w:p>
     <w:p>
@@ -1785,7 +2676,76 @@
           <w:i w:val="0"/>
           <w:sz w:val="22"/>
         </w:rPr>
-        <w:t xml:space="preserve">Катя: </w:t>
+        <w:t xml:space="preserve">Анна: </w:t>
+      </w:r>
+      <w:r>
+        <w:rPr>
+          <w:rFonts w:ascii="Times New Roman" w:hAnsi="Times New Roman" w:eastAsia="Malgun Gothic"/>
+          <w:b w:val="0"/>
+          <w:i w:val="0"/>
+          <w:sz w:val="22"/>
+        </w:rPr>
+        <w:t>Её ещё ищут, Лёша. Пока ищут — держись за это.</w:t>
+      </w:r>
+    </w:p>
+    <w:p>
+      <w:pPr>
+        <w:spacing w:before="0" w:after="110" w:line="300" w:lineRule="auto"/>
+      </w:pPr>
+      <w:r>
+        <w:rPr>
+          <w:rFonts w:ascii="Times New Roman" w:hAnsi="Times New Roman" w:eastAsia="Malgun Gothic"/>
+          <w:b/>
+          <w:i w:val="0"/>
+          <w:sz w:val="22"/>
+        </w:rPr>
+        <w:t xml:space="preserve">Лёша: </w:t>
+      </w:r>
+      <w:r>
+        <w:rPr>
+          <w:rFonts w:ascii="Times New Roman" w:hAnsi="Times New Roman" w:eastAsia="Malgun Gothic"/>
+          <w:b w:val="0"/>
+          <w:i w:val="0"/>
+          <w:sz w:val="22"/>
+        </w:rPr>
+        <w:t>Мам, а если я виноват? Я уговаривал её не ехать — и не уговорил. Надо было поехать с ней.</w:t>
+      </w:r>
+    </w:p>
+    <w:p>
+      <w:pPr>
+        <w:spacing w:before="0" w:after="110" w:line="300" w:lineRule="auto"/>
+      </w:pPr>
+      <w:r>
+        <w:rPr>
+          <w:rFonts w:ascii="Times New Roman" w:hAnsi="Times New Roman" w:eastAsia="Malgun Gothic"/>
+          <w:b/>
+          <w:i w:val="0"/>
+          <w:sz w:val="22"/>
+        </w:rPr>
+        <w:t xml:space="preserve">Анна: </w:t>
+      </w:r>
+      <w:r>
+        <w:rPr>
+          <w:rFonts w:ascii="Times New Roman" w:hAnsi="Times New Roman" w:eastAsia="Malgun Gothic"/>
+          <w:b w:val="0"/>
+          <w:i w:val="0"/>
+          <w:sz w:val="22"/>
+        </w:rPr>
+        <w:t>Ты бы поехал с ней, и тебя бы тоже не было. Она это знала. Поэтому и поехала одна.</w:t>
+      </w:r>
+    </w:p>
+    <w:p>
+      <w:pPr>
+        <w:spacing w:before="0" w:after="110" w:line="300" w:lineRule="auto"/>
+      </w:pPr>
+      <w:r>
+        <w:rPr>
+          <w:rFonts w:ascii="Times New Roman" w:hAnsi="Times New Roman" w:eastAsia="Malgun Gothic"/>
+          <w:b/>
+          <w:i w:val="0"/>
+          <w:sz w:val="22"/>
+        </w:rPr>
+        <w:t xml:space="preserve">Лёша: </w:t>
       </w:r>
       <w:r>
         <w:rPr>
@@ -1795,7 +2755,7 @@
           <w:color w:val="555555"/>
           <w:sz w:val="22"/>
         </w:rPr>
-        <w:t>(тихо входит)</w:t>
+        <w:t>(глухо)</w:t>
       </w:r>
       <w:r>
         <w:rPr>
@@ -1804,7 +2764,7 @@
           <w:i w:val="0"/>
           <w:sz w:val="22"/>
         </w:rPr>
-        <w:t xml:space="preserve"> Алексей Николаевич, вам нужно хоть что-то съесть. Вы здесь с шести утра.</w:t>
+        <w:t xml:space="preserve"> Ты говоришь, как она.</w:t>
       </w:r>
     </w:p>
     <w:p>
@@ -1818,7 +2778,7 @@
           <w:i w:val="0"/>
           <w:sz w:val="22"/>
         </w:rPr>
-        <w:t xml:space="preserve">Лёша: </w:t>
+        <w:t xml:space="preserve">Анна: </w:t>
       </w:r>
       <w:r>
         <w:rPr>
@@ -1827,67 +2787,7 @@
           <w:i w:val="0"/>
           <w:sz w:val="22"/>
         </w:rPr>
-        <w:t>Не могу, Катя. Не могу ни есть, ни спать, ни думать ни о чём, кроме того, что она где-то там, а я ничего не могу сделать.</w:t>
-      </w:r>
-    </w:p>
-    <w:p>
-      <w:pPr>
-        <w:spacing w:before="0" w:after="110" w:line="300" w:lineRule="auto"/>
-      </w:pPr>
-      <w:r>
-        <w:rPr>
-          <w:rFonts w:ascii="Times New Roman" w:hAnsi="Times New Roman" w:eastAsia="Malgun Gothic"/>
-          <w:b/>
-          <w:i w:val="0"/>
-          <w:sz w:val="22"/>
-        </w:rPr>
-        <w:t xml:space="preserve">Катя: </w:t>
-      </w:r>
-      <w:r>
-        <w:rPr>
-          <w:rFonts w:ascii="Times New Roman" w:hAnsi="Times New Roman" w:eastAsia="Malgun Gothic"/>
-          <w:b w:val="0"/>
-          <w:i w:val="0"/>
-          <w:sz w:val="22"/>
-        </w:rPr>
-        <w:t>Вы делаете всё, что можно. Подняли на ноги журналистов со всего мира, юристов, дипломатов.</w:t>
-      </w:r>
-    </w:p>
-    <w:p>
-      <w:pPr>
-        <w:spacing w:before="0" w:after="110" w:line="300" w:lineRule="auto"/>
-      </w:pPr>
-      <w:r>
-        <w:rPr>
-          <w:rFonts w:ascii="Times New Roman" w:hAnsi="Times New Roman" w:eastAsia="Malgun Gothic"/>
-          <w:b/>
-          <w:i w:val="0"/>
-          <w:sz w:val="22"/>
-        </w:rPr>
-        <w:t xml:space="preserve">Лёша: </w:t>
-      </w:r>
-      <w:r>
-        <w:rPr>
-          <w:rFonts w:ascii="Times New Roman" w:hAnsi="Times New Roman" w:eastAsia="Malgun Gothic"/>
-          <w:b w:val="0"/>
-          <w:i w:val="0"/>
-          <w:sz w:val="22"/>
-        </w:rPr>
-        <w:t>А если этого недостаточно? Если, как с отцом, как с Быковым, — окажется слишком поздно?</w:t>
-      </w:r>
-    </w:p>
-    <w:p>
-      <w:pPr>
-        <w:spacing w:before="0" w:after="110" w:line="300" w:lineRule="auto"/>
-      </w:pPr>
-      <w:r>
-        <w:rPr>
-          <w:rFonts w:ascii="Times New Roman" w:hAnsi="Times New Roman" w:eastAsia="Malgun Gothic"/>
-          <w:b/>
-          <w:i w:val="0"/>
-          <w:sz w:val="22"/>
-        </w:rPr>
-        <w:t xml:space="preserve">Лёша: </w:t>
+        <w:t xml:space="preserve">Потому что я тоже женщина, которая любит упрямого мужчину, сынок. Любила. </w:t>
       </w:r>
       <w:r>
         <w:rPr>
@@ -1897,7 +2797,7 @@
           <w:color w:val="555555"/>
           <w:sz w:val="22"/>
         </w:rPr>
-        <w:t>(смотрит в тёмное окно, почти шёпотом)</w:t>
+        <w:t>(пауза)</w:t>
       </w:r>
       <w:r>
         <w:rPr>
@@ -1906,86 +2806,7 @@
           <w:i w:val="0"/>
           <w:sz w:val="22"/>
         </w:rPr>
-        <w:t xml:space="preserve"> «Выхожу один я на дорогу…» Она читала мне это в поезде. Смеялась, что Лермонтов — единственный поэт, которого можно читать в плацкарте.</w:t>
-      </w:r>
-    </w:p>
-    <w:p>
-      <w:pPr>
-        <w:spacing w:before="0" w:after="110" w:line="300" w:lineRule="auto"/>
-      </w:pPr>
-      <w:r>
-        <w:rPr>
-          <w:rFonts w:ascii="Times New Roman" w:hAnsi="Times New Roman" w:eastAsia="Malgun Gothic"/>
-          <w:b/>
-          <w:i w:val="0"/>
-          <w:sz w:val="22"/>
-        </w:rPr>
-        <w:t xml:space="preserve">Катя: </w:t>
-      </w:r>
-      <w:r>
-        <w:rPr>
-          <w:rFonts w:ascii="Times New Roman" w:hAnsi="Times New Roman" w:eastAsia="Malgun Gothic"/>
-          <w:b w:val="0"/>
-          <w:i/>
-          <w:color w:val="555555"/>
-          <w:sz w:val="22"/>
-        </w:rPr>
-        <w:t>(тихо)</w:t>
-      </w:r>
-      <w:r>
-        <w:rPr>
-          <w:rFonts w:ascii="Times New Roman" w:hAnsi="Times New Roman" w:eastAsia="Malgun Gothic"/>
-          <w:b w:val="0"/>
-          <w:i w:val="0"/>
-          <w:sz w:val="22"/>
-        </w:rPr>
-        <w:t xml:space="preserve"> «Сквозь туман кремнистый путь блестит…» Мы в школе учили.</w:t>
-      </w:r>
-    </w:p>
-    <w:p>
-      <w:pPr>
-        <w:spacing w:before="0" w:after="110" w:line="300" w:lineRule="auto"/>
-      </w:pPr>
-      <w:r>
-        <w:rPr>
-          <w:rFonts w:ascii="Times New Roman" w:hAnsi="Times New Roman" w:eastAsia="Malgun Gothic"/>
-          <w:b/>
-          <w:i w:val="0"/>
-          <w:sz w:val="22"/>
-        </w:rPr>
-        <w:t xml:space="preserve">Лёша: </w:t>
-      </w:r>
-      <w:r>
-        <w:rPr>
-          <w:rFonts w:ascii="Times New Roman" w:hAnsi="Times New Roman" w:eastAsia="Malgun Gothic"/>
-          <w:b w:val="0"/>
-          <w:i w:val="0"/>
-          <w:sz w:val="22"/>
-        </w:rPr>
-        <w:t>Дальше не помню. Всегда помнил, а сейчас не помню.</w:t>
-      </w:r>
-    </w:p>
-    <w:p>
-      <w:pPr>
-        <w:spacing w:before="0" w:after="110" w:line="300" w:lineRule="auto"/>
-      </w:pPr>
-      <w:r>
-        <w:rPr>
-          <w:rFonts w:ascii="Times New Roman" w:hAnsi="Times New Roman" w:eastAsia="Malgun Gothic"/>
-          <w:b/>
-          <w:i w:val="0"/>
-          <w:sz w:val="22"/>
-        </w:rPr>
-        <w:t xml:space="preserve">Катя: </w:t>
-      </w:r>
-      <w:r>
-        <w:rPr>
-          <w:rFonts w:ascii="Times New Roman" w:hAnsi="Times New Roman" w:eastAsia="Malgun Gothic"/>
-          <w:b w:val="0"/>
-          <w:i w:val="0"/>
-          <w:sz w:val="22"/>
-        </w:rPr>
-        <w:t>Вспомните, когда она вернётся. Она вам и напомнит.</w:t>
+        <w:t xml:space="preserve"> Я позвоню тебе утром. Не отвечай, если не можешь. Я просто буду звонить.</w:t>
       </w:r>
     </w:p>
     <w:p>
@@ -2001,30 +2822,7 @@
           <w:color w:val="1F3864"/>
           <w:sz w:val="26"/>
         </w:rPr>
-        <w:t>장면 9 — 마무리, 다짐</w:t>
-      </w:r>
-    </w:p>
-    <w:p>
-      <w:pPr>
-        <w:spacing w:before="0" w:after="110" w:line="300" w:lineRule="auto"/>
-      </w:pPr>
-      <w:r>
-        <w:rPr>
-          <w:rFonts w:ascii="Times New Roman" w:hAnsi="Times New Roman" w:eastAsia="Malgun Gothic"/>
-          <w:b/>
-          <w:i w:val="0"/>
-          <w:sz w:val="22"/>
-        </w:rPr>
-        <w:t xml:space="preserve">Катя: </w:t>
-      </w:r>
-      <w:r>
-        <w:rPr>
-          <w:rFonts w:ascii="Times New Roman" w:hAnsi="Times New Roman" w:eastAsia="Malgun Gothic"/>
-          <w:b w:val="0"/>
-          <w:i w:val="0"/>
-          <w:sz w:val="22"/>
-        </w:rPr>
-        <w:t>Алексей Николаевич, уже за полночь. До выборов три дня.</w:t>
+        <w:t>장면 9 — 료샤의 고통</w:t>
       </w:r>
     </w:p>
     <w:p>
@@ -2048,7 +2846,7 @@
           <w:color w:val="555555"/>
           <w:sz w:val="22"/>
         </w:rPr>
-        <w:t>(долгая пауза, взгляд пустой)</w:t>
+        <w:t>(один, около полуночи, пересматривает последние сообщения от Дарьи)</w:t>
       </w:r>
       <w:r>
         <w:rPr>
@@ -2057,30 +2855,7 @@
           <w:i w:val="0"/>
           <w:sz w:val="22"/>
         </w:rPr>
-        <w:t xml:space="preserve"> Знаю.</w:t>
-      </w:r>
-    </w:p>
-    <w:p>
-      <w:pPr>
-        <w:spacing w:before="0" w:after="110" w:line="300" w:lineRule="auto"/>
-      </w:pPr>
-      <w:r>
-        <w:rPr>
-          <w:rFonts w:ascii="Times New Roman" w:hAnsi="Times New Roman" w:eastAsia="Malgun Gothic"/>
-          <w:b/>
-          <w:i w:val="0"/>
-          <w:sz w:val="22"/>
-        </w:rPr>
-        <w:t xml:space="preserve">Катя: </w:t>
-      </w:r>
-      <w:r>
-        <w:rPr>
-          <w:rFonts w:ascii="Times New Roman" w:hAnsi="Times New Roman" w:eastAsia="Malgun Gothic"/>
-          <w:b w:val="0"/>
-          <w:i w:val="0"/>
-          <w:sz w:val="22"/>
-        </w:rPr>
-        <w:t>Дарья Игоревна хотела бы, чтобы вы продолжали. Она сама вам так сказала — помните? Чтобы материал дошёл до людей, что бы ни случилось.</w:t>
+        <w:t xml:space="preserve"> «Люблю тебя, Алексей. Что бы ни случилось дальше».</w:t>
       </w:r>
     </w:p>
     <w:p>
@@ -2104,7 +2879,7 @@
           <w:color w:val="555555"/>
           <w:sz w:val="22"/>
         </w:rPr>
-        <w:t>(тихо, с трудом)</w:t>
+        <w:t>(себе, срывающимся голосом)</w:t>
       </w:r>
       <w:r>
         <w:rPr>
@@ -2113,7 +2888,7 @@
           <w:i w:val="0"/>
           <w:sz w:val="22"/>
         </w:rPr>
-        <w:t xml:space="preserve"> Помню каждое слово.</w:t>
+        <w:t xml:space="preserve"> Ты как будто знала. Ты как будто прощалась, а я не понял.</w:t>
       </w:r>
     </w:p>
     <w:p>
@@ -2128,29 +2903,6 @@
           <w:sz w:val="22"/>
         </w:rPr>
         <w:t xml:space="preserve">Катя: </w:t>
-      </w:r>
-      <w:r>
-        <w:rPr>
-          <w:rFonts w:ascii="Times New Roman" w:hAnsi="Times New Roman" w:eastAsia="Malgun Gothic"/>
-          <w:b w:val="0"/>
-          <w:i w:val="0"/>
-          <w:sz w:val="22"/>
-        </w:rPr>
-        <w:t>Тогда что делать с кампанией?</w:t>
-      </w:r>
-    </w:p>
-    <w:p>
-      <w:pPr>
-        <w:spacing w:before="0" w:after="110" w:line="300" w:lineRule="auto"/>
-      </w:pPr>
-      <w:r>
-        <w:rPr>
-          <w:rFonts w:ascii="Times New Roman" w:hAnsi="Times New Roman" w:eastAsia="Malgun Gothic"/>
-          <w:b/>
-          <w:i w:val="0"/>
-          <w:sz w:val="22"/>
-        </w:rPr>
-        <w:t xml:space="preserve">Лёша: </w:t>
       </w:r>
       <w:r>
         <w:rPr>
@@ -2160,7 +2912,7 @@
           <w:color w:val="555555"/>
           <w:sz w:val="22"/>
         </w:rPr>
-        <w:t>(встаёт; лицо превращается в маску решимости, за которой прячется невыносимая боль)</w:t>
+        <w:t>(тихо входит)</w:t>
       </w:r>
       <w:r>
         <w:rPr>
@@ -2169,7 +2921,7 @@
           <w:i w:val="0"/>
           <w:sz w:val="22"/>
         </w:rPr>
-        <w:t xml:space="preserve"> Продолжаем. Она не для того рисковала всем, чтобы я сейчас сломался.</w:t>
+        <w:t xml:space="preserve"> Алексей Николаевич, вам нужно хоть что-то съесть. Вы здесь с шести утра.</w:t>
       </w:r>
     </w:p>
     <w:p>
@@ -2184,6 +2936,29 @@
           <w:sz w:val="22"/>
         </w:rPr>
         <w:t xml:space="preserve">Лёша: </w:t>
+      </w:r>
+      <w:r>
+        <w:rPr>
+          <w:rFonts w:ascii="Times New Roman" w:hAnsi="Times New Roman" w:eastAsia="Malgun Gothic"/>
+          <w:b w:val="0"/>
+          <w:i w:val="0"/>
+          <w:sz w:val="22"/>
+        </w:rPr>
+        <w:t>Не могу, Катя. Не могу ни есть, ни спать, ни думать ни о чём, кроме того, что она где-то там, а я ничего не могу сделать.</w:t>
+      </w:r>
+    </w:p>
+    <w:p>
+      <w:pPr>
+        <w:spacing w:before="0" w:after="110" w:line="300" w:lineRule="auto"/>
+      </w:pPr>
+      <w:r>
+        <w:rPr>
+          <w:rFonts w:ascii="Times New Roman" w:hAnsi="Times New Roman" w:eastAsia="Malgun Gothic"/>
+          <w:b/>
+          <w:i w:val="0"/>
+          <w:sz w:val="22"/>
+        </w:rPr>
+        <w:t xml:space="preserve">Катя: </w:t>
       </w:r>
       <w:r>
         <w:rPr>
@@ -2193,7 +2968,7 @@
           <w:color w:val="555555"/>
           <w:sz w:val="22"/>
         </w:rPr>
-        <w:t>(себе, тихо, глядя в темноту за окном)</w:t>
+        <w:t>(ставит перед ним чашку)</w:t>
       </w:r>
       <w:r>
         <w:rPr>
@@ -2202,7 +2977,198 @@
           <w:i w:val="0"/>
           <w:sz w:val="22"/>
         </w:rPr>
-        <w:t xml:space="preserve"> Найду тебя, Дарья. Клянусь. А если не смогу найти — доведу до конца то, ради чего ты исчезла.</w:t>
+        <w:t xml:space="preserve"> Тогда хотя бы чай. Горячий. Она бы сказала то же самое.</w:t>
+      </w:r>
+    </w:p>
+    <w:p>
+      <w:pPr>
+        <w:spacing w:before="0" w:after="110" w:line="300" w:lineRule="auto"/>
+      </w:pPr>
+      <w:r>
+        <w:rPr>
+          <w:rFonts w:ascii="Times New Roman" w:hAnsi="Times New Roman" w:eastAsia="Malgun Gothic"/>
+          <w:b/>
+          <w:i w:val="0"/>
+          <w:sz w:val="22"/>
+        </w:rPr>
+        <w:t xml:space="preserve">Лёша: </w:t>
+      </w:r>
+      <w:r>
+        <w:rPr>
+          <w:rFonts w:ascii="Times New Roman" w:hAnsi="Times New Roman" w:eastAsia="Malgun Gothic"/>
+          <w:b w:val="0"/>
+          <w:i/>
+          <w:color w:val="555555"/>
+          <w:sz w:val="22"/>
+        </w:rPr>
+        <w:t>(берёт чашку, не пьёт)</w:t>
+      </w:r>
+      <w:r>
+        <w:rPr>
+          <w:rFonts w:ascii="Times New Roman" w:hAnsi="Times New Roman" w:eastAsia="Malgun Gothic"/>
+          <w:b w:val="0"/>
+          <w:i w:val="0"/>
+          <w:sz w:val="22"/>
+        </w:rPr>
+        <w:t xml:space="preserve"> Термос в машине… Она ведь собиралась вернуться, Катя. Она собиралась вернуться.</w:t>
+      </w:r>
+    </w:p>
+    <w:p>
+      <w:pPr>
+        <w:spacing w:before="0" w:after="110" w:line="300" w:lineRule="auto"/>
+      </w:pPr>
+      <w:r>
+        <w:rPr>
+          <w:rFonts w:ascii="Times New Roman" w:hAnsi="Times New Roman" w:eastAsia="Malgun Gothic"/>
+          <w:b/>
+          <w:i w:val="0"/>
+          <w:sz w:val="22"/>
+        </w:rPr>
+        <w:t xml:space="preserve">Катя: </w:t>
+      </w:r>
+      <w:r>
+        <w:rPr>
+          <w:rFonts w:ascii="Times New Roman" w:hAnsi="Times New Roman" w:eastAsia="Malgun Gothic"/>
+          <w:b w:val="0"/>
+          <w:i w:val="0"/>
+          <w:sz w:val="22"/>
+        </w:rPr>
+        <w:t>Вы делаете всё, что можно. Подняли на ноги журналистов со всего мира, юристов, дипломатов.</w:t>
+      </w:r>
+    </w:p>
+    <w:p>
+      <w:pPr>
+        <w:spacing w:before="0" w:after="110" w:line="300" w:lineRule="auto"/>
+      </w:pPr>
+      <w:r>
+        <w:rPr>
+          <w:rFonts w:ascii="Times New Roman" w:hAnsi="Times New Roman" w:eastAsia="Malgun Gothic"/>
+          <w:b/>
+          <w:i w:val="0"/>
+          <w:sz w:val="22"/>
+        </w:rPr>
+        <w:t xml:space="preserve">Лёша: </w:t>
+      </w:r>
+      <w:r>
+        <w:rPr>
+          <w:rFonts w:ascii="Times New Roman" w:hAnsi="Times New Roman" w:eastAsia="Malgun Gothic"/>
+          <w:b w:val="0"/>
+          <w:i w:val="0"/>
+          <w:sz w:val="22"/>
+        </w:rPr>
+        <w:t>А если этого недостаточно? Если, как с отцом, как с Быковым, — окажется слишком поздно?</w:t>
+      </w:r>
+    </w:p>
+    <w:p>
+      <w:pPr>
+        <w:spacing w:before="0" w:after="110" w:line="300" w:lineRule="auto"/>
+      </w:pPr>
+      <w:r>
+        <w:rPr>
+          <w:rFonts w:ascii="Times New Roman" w:hAnsi="Times New Roman" w:eastAsia="Malgun Gothic"/>
+          <w:b/>
+          <w:i w:val="0"/>
+          <w:sz w:val="22"/>
+        </w:rPr>
+        <w:t xml:space="preserve">Лёша: </w:t>
+      </w:r>
+      <w:r>
+        <w:rPr>
+          <w:rFonts w:ascii="Times New Roman" w:hAnsi="Times New Roman" w:eastAsia="Malgun Gothic"/>
+          <w:b w:val="0"/>
+          <w:i/>
+          <w:color w:val="555555"/>
+          <w:sz w:val="22"/>
+        </w:rPr>
+        <w:t>(смотрит в тёмное окно, почти шёпотом)</w:t>
+      </w:r>
+      <w:r>
+        <w:rPr>
+          <w:rFonts w:ascii="Times New Roman" w:hAnsi="Times New Roman" w:eastAsia="Malgun Gothic"/>
+          <w:b w:val="0"/>
+          <w:i w:val="0"/>
+          <w:sz w:val="22"/>
+        </w:rPr>
+        <w:t xml:space="preserve"> «Выхожу один я на дорогу…» Она читала мне это в поезде. Смеялась, что Лермонтов — единственный поэт, которого можно читать в плацкарте.</w:t>
+      </w:r>
+    </w:p>
+    <w:p>
+      <w:pPr>
+        <w:spacing w:before="0" w:after="110" w:line="300" w:lineRule="auto"/>
+      </w:pPr>
+      <w:r>
+        <w:rPr>
+          <w:rFonts w:ascii="Times New Roman" w:hAnsi="Times New Roman" w:eastAsia="Malgun Gothic"/>
+          <w:b/>
+          <w:i w:val="0"/>
+          <w:sz w:val="22"/>
+        </w:rPr>
+        <w:t xml:space="preserve">Катя: </w:t>
+      </w:r>
+      <w:r>
+        <w:rPr>
+          <w:rFonts w:ascii="Times New Roman" w:hAnsi="Times New Roman" w:eastAsia="Malgun Gothic"/>
+          <w:b w:val="0"/>
+          <w:i/>
+          <w:color w:val="555555"/>
+          <w:sz w:val="22"/>
+        </w:rPr>
+        <w:t>(тихо)</w:t>
+      </w:r>
+      <w:r>
+        <w:rPr>
+          <w:rFonts w:ascii="Times New Roman" w:hAnsi="Times New Roman" w:eastAsia="Malgun Gothic"/>
+          <w:b w:val="0"/>
+          <w:i w:val="0"/>
+          <w:sz w:val="22"/>
+        </w:rPr>
+        <w:t xml:space="preserve"> «Сквозь туман кремнистый путь блестит…» Мы в школе учили.</w:t>
+      </w:r>
+    </w:p>
+    <w:p>
+      <w:pPr>
+        <w:spacing w:before="0" w:after="110" w:line="300" w:lineRule="auto"/>
+      </w:pPr>
+      <w:r>
+        <w:rPr>
+          <w:rFonts w:ascii="Times New Roman" w:hAnsi="Times New Roman" w:eastAsia="Malgun Gothic"/>
+          <w:b/>
+          <w:i w:val="0"/>
+          <w:sz w:val="22"/>
+        </w:rPr>
+        <w:t xml:space="preserve">Лёша: </w:t>
+      </w:r>
+      <w:r>
+        <w:rPr>
+          <w:rFonts w:ascii="Times New Roman" w:hAnsi="Times New Roman" w:eastAsia="Malgun Gothic"/>
+          <w:b w:val="0"/>
+          <w:i w:val="0"/>
+          <w:sz w:val="22"/>
+        </w:rPr>
+        <w:t>Дальше не помню. Всегда помнил, а сейчас не помню.</w:t>
+      </w:r>
+    </w:p>
+    <w:p>
+      <w:pPr>
+        <w:spacing w:before="0" w:after="110" w:line="300" w:lineRule="auto"/>
+      </w:pPr>
+      <w:r>
+        <w:rPr>
+          <w:rFonts w:ascii="Times New Roman" w:hAnsi="Times New Roman" w:eastAsia="Malgun Gothic"/>
+          <w:b/>
+          <w:i w:val="0"/>
+          <w:sz w:val="22"/>
+        </w:rPr>
+        <w:t xml:space="preserve">Катя: </w:t>
+      </w:r>
+      <w:r>
+        <w:rPr>
+          <w:rFonts w:ascii="Times New Roman" w:hAnsi="Times New Roman" w:eastAsia="Malgun Gothic"/>
+          <w:b w:val="0"/>
+          <w:i w:val="0"/>
+          <w:sz w:val="22"/>
+        </w:rPr>
+        <w:t>Вспомните, когда она вернётся. Она вам и напомнит.</w:t>
       </w:r>
     </w:p>
     <w:p>
@@ -2218,12 +3184,12 @@
           <w:color w:val="1F3864"/>
           <w:sz w:val="26"/>
         </w:rPr>
-        <w:t>핵심 문학 인용</w:t>
+        <w:t>장면 10 — 마무리, 다짐</w:t>
       </w:r>
     </w:p>
     <w:p>
       <w:pPr>
-        <w:spacing w:before="0" w:after="120"/>
+        <w:spacing w:before="0" w:after="110" w:line="300" w:lineRule="auto"/>
       </w:pPr>
       <w:r>
         <w:rPr>
@@ -2232,7 +3198,7 @@
           <w:i w:val="0"/>
           <w:sz w:val="22"/>
         </w:rPr>
-        <w:t>Ахматова, «Реквием» (1935–1961): «Я была тогда с моим народом, / Там, где мой народ, к несчастью, был»</w:t>
+        <w:t xml:space="preserve">Катя: </w:t>
       </w:r>
       <w:r>
         <w:rPr>
@@ -2241,12 +3207,12 @@
           <w:i w:val="0"/>
           <w:sz w:val="22"/>
         </w:rPr>
-        <w:t xml:space="preserve"> — 한국어 해설: 「레퀴엠」 제사(題辭)의 구절. 긴급 기자회견에서 편집장 랴잔체프가 “다리야는 늘 불행이 있는 곳에 있었다, 이제 우리 자리도 거기”라며 보도를 멈추지 않겠다고 선언할 때 쓴다(장면 6). 실종이 개인의 비극에서 공동체의 일로 번지는 순간.</w:t>
+        <w:t>Алексей Николаевич, уже за полночь. До выборов три дня.</w:t>
       </w:r>
     </w:p>
     <w:p>
       <w:pPr>
-        <w:spacing w:before="0" w:after="120"/>
+        <w:spacing w:before="0" w:after="110" w:line="300" w:lineRule="auto"/>
       </w:pPr>
       <w:r>
         <w:rPr>
@@ -2255,7 +3221,17 @@
           <w:i w:val="0"/>
           <w:sz w:val="22"/>
         </w:rPr>
-        <w:t>Лермонтов, «Выхожу один я на дорогу…» (1841): «Выхожу один я на дорогу»</w:t>
+        <w:t xml:space="preserve">Лёша: </w:t>
+      </w:r>
+      <w:r>
+        <w:rPr>
+          <w:rFonts w:ascii="Times New Roman" w:hAnsi="Times New Roman" w:eastAsia="Malgun Gothic"/>
+          <w:b w:val="0"/>
+          <w:i/>
+          <w:color w:val="555555"/>
+          <w:sz w:val="22"/>
+        </w:rPr>
+        <w:t>(долгая пауза, взгляд пустой)</w:t>
       </w:r>
       <w:r>
         <w:rPr>
@@ -2264,7 +3240,316 @@
           <w:i w:val="0"/>
           <w:sz w:val="22"/>
         </w:rPr>
-        <w:t xml:space="preserve"> — 한국어 해설: 자정 무렵 홀로 남은 료샤가 다리야와의 기차 여행을 떠올리며 중얼거리는 첫 행(장면 8). 제목 그대로의 고독이 가면 같은 결의로 넘어가기 직전의 정적.</w:t>
+        <w:t xml:space="preserve"> Знаю.</w:t>
+      </w:r>
+    </w:p>
+    <w:p>
+      <w:pPr>
+        <w:spacing w:before="0" w:after="110" w:line="300" w:lineRule="auto"/>
+      </w:pPr>
+      <w:r>
+        <w:rPr>
+          <w:rFonts w:ascii="Times New Roman" w:hAnsi="Times New Roman" w:eastAsia="Malgun Gothic"/>
+          <w:b/>
+          <w:i w:val="0"/>
+          <w:sz w:val="22"/>
+        </w:rPr>
+        <w:t xml:space="preserve">Катя: </w:t>
+      </w:r>
+      <w:r>
+        <w:rPr>
+          <w:rFonts w:ascii="Times New Roman" w:hAnsi="Times New Roman" w:eastAsia="Malgun Gothic"/>
+          <w:b w:val="0"/>
+          <w:i w:val="0"/>
+          <w:sz w:val="22"/>
+        </w:rPr>
+        <w:t>Дарья Игоревна хотела бы, чтобы вы продолжали. Она сама вам так сказала — помните? Чтобы материал дошёл до людей, что бы ни случилось.</w:t>
+      </w:r>
+    </w:p>
+    <w:p>
+      <w:pPr>
+        <w:spacing w:before="0" w:after="110" w:line="300" w:lineRule="auto"/>
+      </w:pPr>
+      <w:r>
+        <w:rPr>
+          <w:rFonts w:ascii="Times New Roman" w:hAnsi="Times New Roman" w:eastAsia="Malgun Gothic"/>
+          <w:b/>
+          <w:i w:val="0"/>
+          <w:sz w:val="22"/>
+        </w:rPr>
+        <w:t xml:space="preserve">Лёша: </w:t>
+      </w:r>
+      <w:r>
+        <w:rPr>
+          <w:rFonts w:ascii="Times New Roman" w:hAnsi="Times New Roman" w:eastAsia="Malgun Gothic"/>
+          <w:b w:val="0"/>
+          <w:i/>
+          <w:color w:val="555555"/>
+          <w:sz w:val="22"/>
+        </w:rPr>
+        <w:t>(тихо, с трудом)</w:t>
+      </w:r>
+      <w:r>
+        <w:rPr>
+          <w:rFonts w:ascii="Times New Roman" w:hAnsi="Times New Roman" w:eastAsia="Malgun Gothic"/>
+          <w:b w:val="0"/>
+          <w:i w:val="0"/>
+          <w:sz w:val="22"/>
+        </w:rPr>
+        <w:t xml:space="preserve"> Помню каждое слово.</w:t>
+      </w:r>
+    </w:p>
+    <w:p>
+      <w:pPr>
+        <w:spacing w:before="0" w:after="110" w:line="300" w:lineRule="auto"/>
+      </w:pPr>
+      <w:r>
+        <w:rPr>
+          <w:rFonts w:ascii="Times New Roman" w:hAnsi="Times New Roman" w:eastAsia="Malgun Gothic"/>
+          <w:b/>
+          <w:i w:val="0"/>
+          <w:sz w:val="22"/>
+        </w:rPr>
+        <w:t xml:space="preserve">Катя: </w:t>
+      </w:r>
+      <w:r>
+        <w:rPr>
+          <w:rFonts w:ascii="Times New Roman" w:hAnsi="Times New Roman" w:eastAsia="Malgun Gothic"/>
+          <w:b w:val="0"/>
+          <w:i w:val="0"/>
+          <w:sz w:val="22"/>
+        </w:rPr>
+        <w:t>Тогда что делать с кампанией?</w:t>
+      </w:r>
+    </w:p>
+    <w:p>
+      <w:pPr>
+        <w:spacing w:before="0" w:after="110" w:line="300" w:lineRule="auto"/>
+      </w:pPr>
+      <w:r>
+        <w:rPr>
+          <w:rFonts w:ascii="Times New Roman" w:hAnsi="Times New Roman" w:eastAsia="Malgun Gothic"/>
+          <w:b/>
+          <w:i w:val="0"/>
+          <w:sz w:val="22"/>
+        </w:rPr>
+        <w:t xml:space="preserve">Лёша: </w:t>
+      </w:r>
+      <w:r>
+        <w:rPr>
+          <w:rFonts w:ascii="Times New Roman" w:hAnsi="Times New Roman" w:eastAsia="Malgun Gothic"/>
+          <w:b w:val="0"/>
+          <w:i w:val="0"/>
+          <w:sz w:val="22"/>
+        </w:rPr>
+        <w:t>А что говорят в штабе?</w:t>
+      </w:r>
+    </w:p>
+    <w:p>
+      <w:pPr>
+        <w:spacing w:before="0" w:after="110" w:line="300" w:lineRule="auto"/>
+      </w:pPr>
+      <w:r>
+        <w:rPr>
+          <w:rFonts w:ascii="Times New Roman" w:hAnsi="Times New Roman" w:eastAsia="Malgun Gothic"/>
+          <w:b/>
+          <w:i w:val="0"/>
+          <w:sz w:val="22"/>
+        </w:rPr>
+        <w:t xml:space="preserve">Катя: </w:t>
+      </w:r>
+      <w:r>
+        <w:rPr>
+          <w:rFonts w:ascii="Times New Roman" w:hAnsi="Times New Roman" w:eastAsia="Malgun Gothic"/>
+          <w:b w:val="0"/>
+          <w:i w:val="0"/>
+          <w:sz w:val="22"/>
+        </w:rPr>
+        <w:t>Анатолий Викторович звонил дважды. Спрашивал не про кампанию — про вас. Волонтёры не расходятся, сидят внизу. Никто не хочет уходить домой.</w:t>
+      </w:r>
+    </w:p>
+    <w:p>
+      <w:pPr>
+        <w:spacing w:before="0" w:after="110" w:line="300" w:lineRule="auto"/>
+      </w:pPr>
+      <w:r>
+        <w:rPr>
+          <w:rFonts w:ascii="Times New Roman" w:hAnsi="Times New Roman" w:eastAsia="Malgun Gothic"/>
+          <w:b/>
+          <w:i w:val="0"/>
+          <w:sz w:val="22"/>
+        </w:rPr>
+        <w:t xml:space="preserve">Лёша: </w:t>
+      </w:r>
+      <w:r>
+        <w:rPr>
+          <w:rFonts w:ascii="Times New Roman" w:hAnsi="Times New Roman" w:eastAsia="Malgun Gothic"/>
+          <w:b w:val="0"/>
+          <w:i/>
+          <w:color w:val="555555"/>
+          <w:sz w:val="22"/>
+        </w:rPr>
+        <w:t>(медленно поднимает голову)</w:t>
+      </w:r>
+      <w:r>
+        <w:rPr>
+          <w:rFonts w:ascii="Times New Roman" w:hAnsi="Times New Roman" w:eastAsia="Malgun Gothic"/>
+          <w:b w:val="0"/>
+          <w:i w:val="0"/>
+          <w:sz w:val="22"/>
+        </w:rPr>
+        <w:t xml:space="preserve"> Сколько их?</w:t>
+      </w:r>
+    </w:p>
+    <w:p>
+      <w:pPr>
+        <w:spacing w:before="0" w:after="110" w:line="300" w:lineRule="auto"/>
+      </w:pPr>
+      <w:r>
+        <w:rPr>
+          <w:rFonts w:ascii="Times New Roman" w:hAnsi="Times New Roman" w:eastAsia="Malgun Gothic"/>
+          <w:b/>
+          <w:i w:val="0"/>
+          <w:sz w:val="22"/>
+        </w:rPr>
+        <w:t xml:space="preserve">Катя: </w:t>
+      </w:r>
+      <w:r>
+        <w:rPr>
+          <w:rFonts w:ascii="Times New Roman" w:hAnsi="Times New Roman" w:eastAsia="Malgun Gothic"/>
+          <w:b w:val="0"/>
+          <w:i w:val="0"/>
+          <w:sz w:val="22"/>
+        </w:rPr>
+        <w:t>Человек шестьдесят. Некоторые с детьми. Принесли еду. Говорят, будут ждать новостей вместе.</w:t>
+      </w:r>
+    </w:p>
+    <w:p>
+      <w:pPr>
+        <w:spacing w:before="0" w:after="110" w:line="300" w:lineRule="auto"/>
+      </w:pPr>
+      <w:r>
+        <w:rPr>
+          <w:rFonts w:ascii="Times New Roman" w:hAnsi="Times New Roman" w:eastAsia="Malgun Gothic"/>
+          <w:b/>
+          <w:i w:val="0"/>
+          <w:sz w:val="22"/>
+        </w:rPr>
+        <w:t xml:space="preserve">Лёша: </w:t>
+      </w:r>
+      <w:r>
+        <w:rPr>
+          <w:rFonts w:ascii="Times New Roman" w:hAnsi="Times New Roman" w:eastAsia="Malgun Gothic"/>
+          <w:b w:val="0"/>
+          <w:i/>
+          <w:color w:val="555555"/>
+          <w:sz w:val="22"/>
+        </w:rPr>
+        <w:t>(встаёт; лицо превращается в маску решимости, за которой прячется невыносимая боль)</w:t>
+      </w:r>
+      <w:r>
+        <w:rPr>
+          <w:rFonts w:ascii="Times New Roman" w:hAnsi="Times New Roman" w:eastAsia="Malgun Gothic"/>
+          <w:b w:val="0"/>
+          <w:i w:val="0"/>
+          <w:sz w:val="22"/>
+        </w:rPr>
+        <w:t xml:space="preserve"> Продолжаем. Она не для того рисковала всем, чтобы я сейчас сломался.</w:t>
+      </w:r>
+    </w:p>
+    <w:p>
+      <w:pPr>
+        <w:spacing w:before="0" w:after="110" w:line="300" w:lineRule="auto"/>
+      </w:pPr>
+      <w:r>
+        <w:rPr>
+          <w:rFonts w:ascii="Times New Roman" w:hAnsi="Times New Roman" w:eastAsia="Malgun Gothic"/>
+          <w:b/>
+          <w:i w:val="0"/>
+          <w:sz w:val="22"/>
+        </w:rPr>
+        <w:t xml:space="preserve">Лёша: </w:t>
+      </w:r>
+      <w:r>
+        <w:rPr>
+          <w:rFonts w:ascii="Times New Roman" w:hAnsi="Times New Roman" w:eastAsia="Malgun Gothic"/>
+          <w:b w:val="0"/>
+          <w:i/>
+          <w:color w:val="555555"/>
+          <w:sz w:val="22"/>
+        </w:rPr>
+        <w:t>(себе, тихо, глядя в темноту за окном)</w:t>
+      </w:r>
+      <w:r>
+        <w:rPr>
+          <w:rFonts w:ascii="Times New Roman" w:hAnsi="Times New Roman" w:eastAsia="Malgun Gothic"/>
+          <w:b w:val="0"/>
+          <w:i w:val="0"/>
+          <w:sz w:val="22"/>
+        </w:rPr>
+        <w:t xml:space="preserve"> Найду тебя, Дарья. Клянусь. А если не смогу найти — доведу до конца то, ради чего ты исчезла.</w:t>
+      </w:r>
+    </w:p>
+    <w:p>
+      <w:pPr>
+        <w:keepNext/>
+        <w:spacing w:before="320" w:after="140"/>
+      </w:pPr>
+      <w:r>
+        <w:rPr>
+          <w:rFonts w:ascii="Times New Roman" w:hAnsi="Times New Roman" w:eastAsia="Malgun Gothic"/>
+          <w:b/>
+          <w:i w:val="0"/>
+          <w:color w:val="1F3864"/>
+          <w:sz w:val="26"/>
+        </w:rPr>
+        <w:t>핵심 문학 인용</w:t>
+      </w:r>
+    </w:p>
+    <w:p>
+      <w:pPr>
+        <w:spacing w:before="0" w:after="120"/>
+      </w:pPr>
+      <w:r>
+        <w:rPr>
+          <w:rFonts w:ascii="Times New Roman" w:hAnsi="Times New Roman" w:eastAsia="Malgun Gothic"/>
+          <w:b/>
+          <w:i w:val="0"/>
+          <w:sz w:val="22"/>
+        </w:rPr>
+        <w:t>Ахматова, «Реквием» (1935–1961): «Я была тогда с моим народом, там, где мой народ, к несчастью, был»</w:t>
+      </w:r>
+      <w:r>
+        <w:rPr>
+          <w:rFonts w:ascii="Times New Roman" w:hAnsi="Times New Roman" w:eastAsia="Malgun Gothic"/>
+          <w:b w:val="0"/>
+          <w:i w:val="0"/>
+          <w:sz w:val="22"/>
+        </w:rPr>
+        <w:t xml:space="preserve"> — 한국어 해설: 「레퀴엠」 제사(題辭)의 구절. 긴급 기자회견에서 편집장 랴잔체프가 “다리야는 늘 불행이 있는 곳에 있었다, 이제 우리 자리도 거기”라며 보도를 멈추지 않겠다고 선언할 때 쓴다(장면 6). 실종이 개인의 비극에서 공동체의 일로 번지는 순간.</w:t>
+      </w:r>
+    </w:p>
+    <w:p>
+      <w:pPr>
+        <w:spacing w:before="0" w:after="120"/>
+      </w:pPr>
+      <w:r>
+        <w:rPr>
+          <w:rFonts w:ascii="Times New Roman" w:hAnsi="Times New Roman" w:eastAsia="Malgun Gothic"/>
+          <w:b/>
+          <w:i w:val="0"/>
+          <w:sz w:val="22"/>
+        </w:rPr>
+        <w:t>Лермонтов, «Выхожу один я на дорогу…» (1841): «Выхожу один я на дорогу»</w:t>
+      </w:r>
+      <w:r>
+        <w:rPr>
+          <w:rFonts w:ascii="Times New Roman" w:hAnsi="Times New Roman" w:eastAsia="Malgun Gothic"/>
+          <w:b w:val="0"/>
+          <w:i w:val="0"/>
+          <w:sz w:val="22"/>
+        </w:rPr>
+        <w:t xml:space="preserve"> — 한국어 해설: 자정 무렵 홀로 남은 료샤가 다리야와의 기차 여행을 떠올리며 중얼거리는 첫 행(장면 9). 제목 그대로의 고독이 가면 같은 결의로 넘어가기 직전의 정적.</w:t>
       </w:r>
     </w:p>
     <w:p>

--- a/러시아 인권변호사/3부/3부_7화_다리야의_실종.docx
+++ b/러시아 인권변호사/3부/3부_7화_다리야의_실종.docx
@@ -2201,7 +2201,7 @@
           <w:i w:val="0"/>
           <w:sz w:val="22"/>
         </w:rPr>
-        <w:t>Будем. У Ахматовой есть строчки: «Я была тогда с моим народом, там, где мой народ, к несчастью, был». Дарья всегда была там, где случалась беда. Теперь наше место — там же.</w:t>
+        <w:t>Будем. Волков бояться — в лес не ходить. Дарья всегда ходила туда, где случалась беда. Теперь наше место — там же.</w:t>
       </w:r>
     </w:p>
     <w:p>
@@ -3517,7 +3517,7 @@
           <w:i w:val="0"/>
           <w:sz w:val="22"/>
         </w:rPr>
-        <w:t>Ахматова, «Реквием» (1935–1961): «Я была тогда с моим народом, там, где мой народ, к несчастью, был»</w:t>
+        <w:t>Русская пословица: «Волков бояться</w:t>
       </w:r>
       <w:r>
         <w:rPr>
@@ -3526,7 +3526,7 @@
           <w:i w:val="0"/>
           <w:sz w:val="22"/>
         </w:rPr>
-        <w:t xml:space="preserve"> — 한국어 해설: 「레퀴엠」 제사(題辭)의 구절. 긴급 기자회견에서 편집장 랴잔체프가 “다리야는 늘 불행이 있는 곳에 있었다, 이제 우리 자리도 거기”라며 보도를 멈추지 않겠다고 선언할 때 쓴다(장면 6). 실종이 개인의 비극에서 공동체의 일로 번지는 순간.</w:t>
+        <w:t xml:space="preserve"> — в лес не ходить» — 한국어 해설: 위험이 두려워 할 일을 멈출 수는 없다는 속담. 긴급 기자회견에서 편집장 랴잔체프가 “다리야는 늘 불행이 있는 곳에 갔다, 이제 우리 자리도 거기”라며 보도를 멈추지 않겠다고 선언할 때 쓴다(장면 6). 실종이 개인의 비극에서 공동체의 일로 번지는 순간.</w:t>
       </w:r>
     </w:p>
     <w:p>

--- a/러시아 인권변호사/3부/3부_7화_다리야의_실종.docx
+++ b/러시아 인권변호사/3부/3부_7화_다리야의_실종.docx
@@ -640,7 +640,7 @@
           <w:i w:val="0"/>
           <w:sz w:val="22"/>
         </w:rPr>
-        <w:t>Алексей, я знаю этого человека полтора года. Он ни разу меня не подвёл. Если бы хотел сдать — сдал бы давно.</w:t>
+        <w:t>Именно сейчас, Алексей. Такие окна не открываются дважды. Он может передумать через час.</w:t>
       </w:r>
     </w:p>
     <w:p>
@@ -654,7 +654,7 @@
           <w:i w:val="0"/>
           <w:sz w:val="22"/>
         </w:rPr>
-        <w:t xml:space="preserve">Лёша: </w:t>
+        <w:t xml:space="preserve">Дарья: </w:t>
       </w:r>
       <w:r>
         <w:rPr>
@@ -663,7 +663,7 @@
           <w:i w:val="0"/>
           <w:sz w:val="22"/>
         </w:rPr>
-        <w:t>Люди меняются. Или их меняют.</w:t>
+        <w:t>Алексей, я знаю этого человека полтора года. Он ни разу меня не подвёл. Если бы хотел сдать — сдал бы давно.</w:t>
       </w:r>
     </w:p>
     <w:p>
@@ -677,7 +677,7 @@
           <w:i w:val="0"/>
           <w:sz w:val="22"/>
         </w:rPr>
-        <w:t xml:space="preserve">Дарья: </w:t>
+        <w:t xml:space="preserve">Лёша: </w:t>
       </w:r>
       <w:r>
         <w:rPr>
@@ -686,7 +686,7 @@
           <w:i w:val="0"/>
           <w:sz w:val="22"/>
         </w:rPr>
-        <w:t>Знаю. Поэтому встреча в людном месте, я на своей машине, и ты будешь знать район.</w:t>
+        <w:t>Люди меняются. Или их меняют.</w:t>
       </w:r>
     </w:p>
     <w:p>
@@ -709,7 +709,7 @@
           <w:i w:val="0"/>
           <w:sz w:val="22"/>
         </w:rPr>
-        <w:t>Именно сейчас, Алексей. Такие окна не открываются дважды. Он может передумать через час.</w:t>
+        <w:t>Знаю. Поэтому встреча в людном месте, я на своей машине, и ты будешь знать район.</w:t>
       </w:r>
     </w:p>
     <w:p>
@@ -916,21 +916,7 @@
           <w:i w:val="0"/>
           <w:sz w:val="22"/>
         </w:rPr>
-        <w:t>Катя, позвони её волонтёру. Тому, что возил её всю неделю.</w:t>
-      </w:r>
-    </w:p>
-    <w:p>
-      <w:pPr>
-        <w:spacing w:before="0" w:after="110" w:line="300" w:lineRule="auto"/>
-      </w:pPr>
-      <w:r>
-        <w:rPr>
-          <w:rFonts w:ascii="Times New Roman" w:hAnsi="Times New Roman" w:eastAsia="Malgun Gothic"/>
-          <w:b/>
-          <w:i w:val="0"/>
-          <w:sz w:val="22"/>
-        </w:rPr>
-        <w:t xml:space="preserve">Катя: </w:t>
+        <w:t xml:space="preserve">У неё всегда с собой запасной аккумулятор, она в этом смысле параноик — в хорошем смысле. </w:t>
       </w:r>
       <w:r>
         <w:rPr>
@@ -940,7 +926,7 @@
           <w:color w:val="555555"/>
           <w:sz w:val="22"/>
         </w:rPr>
-        <w:t>(набирает, слушает)</w:t>
+        <w:t>(пауза, голос дрожит)</w:t>
       </w:r>
       <w:r>
         <w:rPr>
@@ -949,7 +935,7 @@
           <w:i w:val="0"/>
           <w:sz w:val="22"/>
         </w:rPr>
-        <w:t xml:space="preserve"> Говорит, она сегодня утром отказалась от машины. Сказала — поедет сама, на своей, так надо.</w:t>
+        <w:t xml:space="preserve"> Что-то не так, Катя.</w:t>
       </w:r>
     </w:p>
     <w:p>
@@ -964,6 +950,29 @@
           <w:sz w:val="22"/>
         </w:rPr>
         <w:t xml:space="preserve">Лёша: </w:t>
+      </w:r>
+      <w:r>
+        <w:rPr>
+          <w:rFonts w:ascii="Times New Roman" w:hAnsi="Times New Roman" w:eastAsia="Malgun Gothic"/>
+          <w:b w:val="0"/>
+          <w:i w:val="0"/>
+          <w:sz w:val="22"/>
+        </w:rPr>
+        <w:t>Катя, позвони её волонтёру. Тому, что возил её всю неделю.</w:t>
+      </w:r>
+    </w:p>
+    <w:p>
+      <w:pPr>
+        <w:spacing w:before="0" w:after="110" w:line="300" w:lineRule="auto"/>
+      </w:pPr>
+      <w:r>
+        <w:rPr>
+          <w:rFonts w:ascii="Times New Roman" w:hAnsi="Times New Roman" w:eastAsia="Malgun Gothic"/>
+          <w:b/>
+          <w:i w:val="0"/>
+          <w:sz w:val="22"/>
+        </w:rPr>
+        <w:t xml:space="preserve">Катя: </w:t>
       </w:r>
       <w:r>
         <w:rPr>
@@ -973,7 +982,7 @@
           <w:color w:val="555555"/>
           <w:sz w:val="22"/>
         </w:rPr>
-        <w:t>(глухо)</w:t>
+        <w:t>(набирает, слушает)</w:t>
       </w:r>
       <w:r>
         <w:rPr>
@@ -982,7 +991,7 @@
           <w:i w:val="0"/>
           <w:sz w:val="22"/>
         </w:rPr>
-        <w:t xml:space="preserve"> Так захотел источник. Чтобы никого рядом.</w:t>
+        <w:t xml:space="preserve"> Говорит, она сегодня утром отказалась от машины. Сказала — поедет сама, на своей, так надо.</w:t>
       </w:r>
     </w:p>
     <w:p>
@@ -997,15 +1006,6 @@
           <w:sz w:val="22"/>
         </w:rPr>
         <w:t xml:space="preserve">Лёша: </w:t>
-      </w:r>
-      <w:r>
-        <w:rPr>
-          <w:rFonts w:ascii="Times New Roman" w:hAnsi="Times New Roman" w:eastAsia="Malgun Gothic"/>
-          <w:b w:val="0"/>
-          <w:i w:val="0"/>
-          <w:sz w:val="22"/>
-        </w:rPr>
-        <w:t xml:space="preserve">У неё всегда с собой запасной аккумулятор, она в этом смысле параноик — в хорошем смысле. </w:t>
       </w:r>
       <w:r>
         <w:rPr>
@@ -1015,7 +1015,7 @@
           <w:color w:val="555555"/>
           <w:sz w:val="22"/>
         </w:rPr>
-        <w:t>(пауза, голос дрожит)</w:t>
+        <w:t>(глухо)</w:t>
       </w:r>
       <w:r>
         <w:rPr>
@@ -1024,7 +1024,7 @@
           <w:i w:val="0"/>
           <w:sz w:val="22"/>
         </w:rPr>
-        <w:t xml:space="preserve"> Что-то не так, Катя.</w:t>
+        <w:t xml:space="preserve"> Так захотел источник. Чтобы никого рядом.</w:t>
       </w:r>
     </w:p>
     <w:p>

--- a/러시아 인권변호사/3부/3부_7화_다리야의_실종.docx
+++ b/러시아 인권변호사/3부/3부_7화_다리야의_실종.docx
@@ -525,7 +525,7 @@
           <w:i w:val="0"/>
           <w:sz w:val="22"/>
         </w:rPr>
-        <w:t xml:space="preserve"> Дарья, статья вышла. Ты справилась. Горжусь тобой безумно.</w:t>
+        <w:t xml:space="preserve"> Даша, статья вышла. Ты справилась. Горжусь тобой безумно.</w:t>
       </w:r>
     </w:p>
     <w:p>
@@ -548,7 +548,7 @@
           <w:i w:val="0"/>
           <w:sz w:val="22"/>
         </w:rPr>
-        <w:t>Спасибо, Алексей. Честно, до сих пор не до конца верю, что это случилось.</w:t>
+        <w:t>Спасибо, Лёша. Честно, до сих пор не до конца верю, что это случилось.</w:t>
       </w:r>
     </w:p>
     <w:p>

--- a/러시아 인권변호사/3부/3부_7화_다리야의_실종.docx
+++ b/러시아 인권변호사/3부/3부_7화_다리야의_실종.docx
@@ -36,7 +36,7 @@
           <w:i w:val="0"/>
           <w:sz w:val="22"/>
         </w:rPr>
-        <w:t>다리야 볼코바(탐사기자) / 알렉세이 “료샤” 오를로프(주지사 후보) / 카탸 리시나(참모) / 레프 아르카디예비치 랴잔체프(편집장) / 수사관 올레그 마르첸코 / 파벨 그리신(전화) / 아나톨리 빅토로비치 그레벤시코프(당 공동 창당자, 전화) / 안나 오를로바(료샤의 어머니, 전화) / 기자(기자회견장) / 주 행정부 대변인(텔레비전)</w:t>
+        <w:t>다리야 볼코바(탐사기자) / 알렉세이 “료샤” 오를로프(주지사 후보) / 카탸 리시나(참모) / 레프 아르카디예비치 랴잔체프(편집장) / 수사관 콘스탄틴 마르첸코 / 파벨 그리신(전화) / 아나톨리 빅토로비치 그레벤시코프(당 공동 창당자, 전화) / 안나 오를로바(료샤의 어머니, 전화) / 기자(기자회견장) / 주 행정부 대변인(텔레비전)</w:t>
       </w:r>
     </w:p>
     <w:p>
